--- a/IncheonCluster-CUAS/참고자료  메시지 객체 정의 총괄 (1-Page Summary).docx
+++ b/IncheonCluster-CUAS/참고자료  메시지 객체 정의 총괄 (1-Page Summary).docx
@@ -1,119 +1,249 @@
 
 <file path=word/document.xml><?xml version="1.0" encoding="utf-8"?>
-<w:document xmlns:w="http://schemas.openxmlformats.org/wordprocessingml/2006/main" xmlns:m="http://schemas.openxmlformats.org/officeDocument/2006/math" xmlns:r="http://schemas.openxmlformats.org/officeDocument/2006/relationships" xmlns:o="urn:schemas-microsoft-com:office:office" xmlns:v="urn:schemas-microsoft-com:vml" xmlns:w10="urn:schemas-microsoft-com:office:word" xmlns:a="http://schemas.openxmlformats.org/drawingml/2006/main" xmlns:pic="http://schemas.openxmlformats.org/drawingml/2006/picture" xmlns:wp="http://schemas.openxmlformats.org/drawingml/2006/wordprocessingDrawing">
+<w:document xmlns:wpc="http://schemas.microsoft.com/office/word/2010/wordprocessingCanvas" xmlns:cx="http://schemas.microsoft.com/office/drawing/2014/chartex" xmlns:cx1="http://schemas.microsoft.com/office/drawing/2015/9/8/chartex" xmlns:cx2="http://schemas.microsoft.com/office/drawing/2015/10/21/chartex" xmlns:cx3="http://schemas.microsoft.com/office/drawing/2016/5/9/chartex" xmlns:cx4="http://schemas.microsoft.com/office/drawing/2016/5/10/chartex" xmlns:cx5="http://schemas.microsoft.com/office/drawing/2016/5/11/chartex" xmlns:cx6="http://schemas.microsoft.com/office/drawing/2016/5/12/chartex" xmlns:cx7="http://schemas.microsoft.com/office/drawing/2016/5/13/chartex" xmlns:cx8="http://schemas.microsoft.com/office/drawing/2016/5/14/chartex" xmlns:mc="http://schemas.openxmlformats.org/markup-compatibility/2006" xmlns:aink="http://schemas.microsoft.com/office/drawing/2016/ink" xmlns:am3d="http://schemas.microsoft.com/office/drawing/2017/model3d" xmlns:o="urn:schemas-microsoft-com:office:office" xmlns:r="http://schemas.openxmlformats.org/officeDocument/2006/relationships" xmlns:m="http://schemas.openxmlformats.org/officeDocument/2006/math" xmlns:v="urn:schemas-microsoft-com:vml" xmlns:wp14="http://schemas.microsoft.com/office/word/2010/wordprocessingDrawing" xmlns:wp="http://schemas.openxmlformats.org/drawingml/2006/wordprocessingDrawing" xmlns:w10="urn:schemas-microsoft-com:office:word" xmlns:w="http://schemas.openxmlformats.org/wordprocessingml/2006/main" xmlns:w14="http://schemas.microsoft.com/office/word/2010/wordml" xmlns:w15="http://schemas.microsoft.com/office/word/2012/wordml" xmlns:w16cex="http://schemas.microsoft.com/office/word/2018/wordml/cex" xmlns:w16cid="http://schemas.microsoft.com/office/word/2016/wordml/cid" xmlns:w16="http://schemas.microsoft.com/office/word/2018/wordml" xmlns:w16sdtdh="http://schemas.microsoft.com/office/word/2020/wordml/sdtdatahash" xmlns:w16se="http://schemas.microsoft.com/office/word/2015/wordml/symex" xmlns:wpg="http://schemas.microsoft.com/office/word/2010/wordprocessingGroup" xmlns:wpi="http://schemas.microsoft.com/office/word/2010/wordprocessingInk" xmlns:wne="http://schemas.microsoft.com/office/word/2006/wordml" xmlns:wps="http://schemas.microsoft.com/office/word/2010/wordprocessingShape" mc:Ignorable="w14 w15 w16se w16cid w16 w16cex w16sdtdh wp14">
   <w:body>
-    <w:bookmarkStart w:id="9" w:name="header-n2"/>
     <w:p>
       <w:pPr>
-        <w:pStyle w:val="Heading1"/>
+        <w:pStyle w:val="1"/>
+        <w:rPr>
+          <w:b/>
+          <w:bCs/>
+        </w:rPr>
       </w:pPr>
-      <w:r>
-        <w:t xml:space="preserve">참고자료 : 메시지 객체 정의 총괄 (1-Page Summary)</w:t>
+      <w:bookmarkStart w:id="0" w:name="header-n2"/>
+      <w:r>
+        <w:rPr>
+          <w:b/>
+          <w:bCs/>
+        </w:rPr>
+        <w:t>참고자료</w:t>
+      </w:r>
+      <w:r>
+        <w:rPr>
+          <w:b/>
+          <w:bCs/>
+        </w:rPr>
+        <w:t xml:space="preserve"> : </w:t>
+      </w:r>
+      <w:r>
+        <w:rPr>
+          <w:b/>
+          <w:bCs/>
+        </w:rPr>
+        <w:t>메시지</w:t>
+      </w:r>
+      <w:r>
+        <w:rPr>
+          <w:b/>
+          <w:bCs/>
+        </w:rPr>
+        <w:t xml:space="preserve"> </w:t>
+      </w:r>
+      <w:r>
+        <w:rPr>
+          <w:b/>
+          <w:bCs/>
+        </w:rPr>
+        <w:t>객체</w:t>
+      </w:r>
+      <w:r>
+        <w:rPr>
+          <w:b/>
+          <w:bCs/>
+        </w:rPr>
+        <w:t xml:space="preserve"> </w:t>
+      </w:r>
+      <w:r>
+        <w:rPr>
+          <w:b/>
+          <w:bCs/>
+        </w:rPr>
+        <w:t>정의</w:t>
+      </w:r>
+      <w:r>
+        <w:rPr>
+          <w:b/>
+          <w:bCs/>
+        </w:rPr>
+        <w:t xml:space="preserve"> </w:t>
+      </w:r>
+      <w:r>
+        <w:rPr>
+          <w:b/>
+          <w:bCs/>
+        </w:rPr>
+        <w:t>총괄</w:t>
+      </w:r>
+      <w:r>
+        <w:rPr>
+          <w:b/>
+          <w:bCs/>
+        </w:rPr>
+        <w:t xml:space="preserve"> (1-Page Summary)</w:t>
       </w:r>
     </w:p>
     <w:tbl>
       <w:tblPr>
         <w:tblStyle w:val="Table"/>
-        <w:tblW w:type="auto" w:w="0"/>
-        <w:tblLook w:firstRow="1" w:lastRow="0" w:firstColumn="0" w:lastColumn="0" w:noHBand="0" w:noVBand="0" w:val="0020"/>
+        <w:tblW w:w="0" w:type="auto"/>
+        <w:tblLook w:val="0020" w:firstRow="1" w:lastRow="0" w:firstColumn="0" w:lastColumn="0" w:noHBand="0" w:noVBand="0"/>
       </w:tblPr>
       <w:tblGrid>
-        <w:gridCol w:w="1980"/>
-        <w:gridCol w:w="1980"/>
-        <w:gridCol w:w="1980"/>
-        <w:gridCol w:w="1980"/>
+        <w:gridCol w:w="931"/>
+        <w:gridCol w:w="3575"/>
+        <w:gridCol w:w="696"/>
+        <w:gridCol w:w="4374"/>
       </w:tblGrid>
       <w:tr>
         <w:trPr>
-          <w:tblHeader w:val="on"/>
+          <w:cnfStyle w:val="100000000000" w:firstRow="1" w:lastRow="0" w:firstColumn="0" w:lastColumn="0" w:oddVBand="0" w:evenVBand="0" w:oddHBand="0" w:evenHBand="0" w:firstRowFirstColumn="0" w:firstRowLastColumn="0" w:lastRowFirstColumn="0" w:lastRowLastColumn="0"/>
+          <w:tblHeader/>
         </w:trPr>
         <w:tc>
-          <w:tcPr/>
-          <w:p>
-            <w:pPr>
-              <w:pStyle w:val="Compact"/>
-            </w:pPr>
-            <w:r>
-              <w:t xml:space="preserve">문서</w:t>
-            </w:r>
-          </w:p>
-        </w:tc>
-        <w:tc>
-          <w:tcPr/>
-          <w:p>
-            <w:pPr>
-              <w:pStyle w:val="Compact"/>
-            </w:pPr>
-            <w:r>
-              <w:t xml:space="preserve">GMU-C5I-CUAS-IDD-001 v0.1 (Draft)</w:t>
-            </w:r>
-          </w:p>
-        </w:tc>
-        <w:tc>
-          <w:tcPr/>
-          <w:p>
-            <w:pPr>
-              <w:pStyle w:val="Compact"/>
-            </w:pPr>
-            <w:r>
-              <w:t xml:space="preserve">작성</w:t>
-            </w:r>
-          </w:p>
-        </w:tc>
-        <w:tc>
-          <w:tcPr/>
-          <w:p>
-            <w:pPr>
-              <w:pStyle w:val="Compact"/>
-            </w:pPr>
-            <w:r>
-              <w:t xml:space="preserve">한국GMU C5I센터 (제3연구실 상호운용성·아키텍처·ICD)</w:t>
+          <w:tcPr>
+            <w:tcW w:w="0" w:type="auto"/>
+          </w:tcPr>
+          <w:p>
+            <w:pPr>
+              <w:pStyle w:val="Compact"/>
+            </w:pPr>
+            <w:r>
+              <w:t>문서</w:t>
+            </w:r>
+          </w:p>
+        </w:tc>
+        <w:tc>
+          <w:tcPr>
+            <w:tcW w:w="0" w:type="auto"/>
+          </w:tcPr>
+          <w:p>
+            <w:pPr>
+              <w:pStyle w:val="Compact"/>
+            </w:pPr>
+            <w:r>
+              <w:t>GMU-C5I-CUAS-IDD-001 v0.1 (Draft)</w:t>
+            </w:r>
+          </w:p>
+        </w:tc>
+        <w:tc>
+          <w:tcPr>
+            <w:tcW w:w="0" w:type="auto"/>
+          </w:tcPr>
+          <w:p>
+            <w:pPr>
+              <w:pStyle w:val="Compact"/>
+            </w:pPr>
+            <w:r>
+              <w:t>작성</w:t>
+            </w:r>
+          </w:p>
+        </w:tc>
+        <w:tc>
+          <w:tcPr>
+            <w:tcW w:w="0" w:type="auto"/>
+          </w:tcPr>
+          <w:p>
+            <w:pPr>
+              <w:pStyle w:val="Compact"/>
+            </w:pPr>
+            <w:r>
+              <w:t>한국</w:t>
+            </w:r>
+            <w:r>
+              <w:t>GMU C5I</w:t>
+            </w:r>
+            <w:r>
+              <w:t>센터</w:t>
+            </w:r>
+            <w:r>
+              <w:t xml:space="preserve"> (</w:t>
+            </w:r>
+            <w:r>
+              <w:t>제</w:t>
+            </w:r>
+            <w:r>
+              <w:t>3</w:t>
+            </w:r>
+            <w:r>
+              <w:t>연구실</w:t>
+            </w:r>
+            <w:r>
+              <w:t xml:space="preserve"> </w:t>
+            </w:r>
+            <w:r>
+              <w:t>상호운용성</w:t>
+            </w:r>
+            <w:r>
+              <w:t>·</w:t>
+            </w:r>
+            <w:r>
+              <w:t>아키텍처</w:t>
+            </w:r>
+            <w:r>
+              <w:t>·ICD)</w:t>
             </w:r>
           </w:p>
         </w:tc>
       </w:tr>
       <w:tr>
         <w:tc>
-          <w:tcPr/>
-          <w:p>
-            <w:pPr>
-              <w:pStyle w:val="Compact"/>
-            </w:pPr>
-            <w:r>
-              <w:t xml:space="preserve">기준 표준</w:t>
-            </w:r>
-          </w:p>
-        </w:tc>
-        <w:tc>
-          <w:tcPr/>
-          <w:p>
-            <w:pPr>
-              <w:pStyle w:val="Compact"/>
-            </w:pPr>
-            <w:r>
-              <w:t xml:space="preserve">SAPIENT(BSI Flex 335 v2.0), CoT Event Schema 2.0, CWA 18150</w:t>
-            </w:r>
-          </w:p>
-        </w:tc>
-        <w:tc>
-          <w:tcPr/>
-          <w:p>
-            <w:pPr>
-              <w:pStyle w:val="Compact"/>
-            </w:pPr>
-            <w:r>
-              <w:t xml:space="preserve">양식</w:t>
-            </w:r>
-          </w:p>
-        </w:tc>
-        <w:tc>
-          <w:tcPr/>
-          <w:p>
-            <w:pPr>
-              <w:pStyle w:val="Compact"/>
-            </w:pPr>
-            <w:r>
-              <w:t xml:space="preserve">MIL-STD-498 SDD·IDD 준용</w:t>
+          <w:tcPr>
+            <w:tcW w:w="0" w:type="auto"/>
+          </w:tcPr>
+          <w:p>
+            <w:pPr>
+              <w:pStyle w:val="Compact"/>
+            </w:pPr>
+            <w:r>
+              <w:t>기준</w:t>
+            </w:r>
+            <w:r>
+              <w:t xml:space="preserve"> </w:t>
+            </w:r>
+            <w:r>
+              <w:t>표준</w:t>
+            </w:r>
+          </w:p>
+        </w:tc>
+        <w:tc>
+          <w:tcPr>
+            <w:tcW w:w="0" w:type="auto"/>
+          </w:tcPr>
+          <w:p>
+            <w:pPr>
+              <w:pStyle w:val="Compact"/>
+            </w:pPr>
+            <w:r>
+              <w:t>SAPIENT(BSI Flex 335 v2.0), CoT Event Schema 2.0, CWA 18150</w:t>
+            </w:r>
+          </w:p>
+        </w:tc>
+        <w:tc>
+          <w:tcPr>
+            <w:tcW w:w="0" w:type="auto"/>
+          </w:tcPr>
+          <w:p>
+            <w:pPr>
+              <w:pStyle w:val="Compact"/>
+            </w:pPr>
+            <w:r>
+              <w:t>양식</w:t>
+            </w:r>
+          </w:p>
+        </w:tc>
+        <w:tc>
+          <w:tcPr>
+            <w:tcW w:w="0" w:type="auto"/>
+          </w:tcPr>
+          <w:p>
+            <w:pPr>
+              <w:pStyle w:val="Compact"/>
+            </w:pPr>
+            <w:r>
+              <w:t xml:space="preserve">MIL-STD-498 SDD·IDD </w:t>
+            </w:r>
+            <w:r>
+              <w:t>준용</w:t>
             </w:r>
           </w:p>
         </w:tc>
@@ -121,25 +251,110 @@
     </w:tbl>
     <w:p>
       <w:pPr>
-        <w:pStyle w:val="BodyText"/>
+        <w:pStyle w:val="a0"/>
       </w:pPr>
       <w:r>
         <w:rPr>
           <w:b/>
           <w:bCs/>
         </w:rPr>
-        <w:t xml:space="preserve">1. 목적</w:t>
+        <w:t xml:space="preserve">1. </w:t>
+      </w:r>
+      <w:r>
+        <w:rPr>
+          <w:b/>
+          <w:bCs/>
+        </w:rPr>
+        <w:t>목적</w:t>
       </w:r>
     </w:p>
     <w:p>
       <w:pPr>
         <w:numPr>
           <w:ilvl w:val="0"/>
-          <w:numId w:val="1001"/>
+          <w:numId w:val="2"/>
         </w:numPr>
       </w:pPr>
       <w:r>
-        <w:t xml:space="preserve">제1~4연구실 부체계 간 교환 정보를 메시지 객체로 정의하고, 사업 공통 기준선(ICD)으로 관리함</w:t>
+        <w:t>제</w:t>
+      </w:r>
+      <w:r>
+        <w:t>1~4</w:t>
+      </w:r>
+      <w:r>
+        <w:t>연구실</w:t>
+      </w:r>
+      <w:r>
+        <w:t xml:space="preserve"> </w:t>
+      </w:r>
+      <w:r>
+        <w:t>부체계</w:t>
+      </w:r>
+      <w:r>
+        <w:t xml:space="preserve"> </w:t>
+      </w:r>
+      <w:r>
+        <w:t>간</w:t>
+      </w:r>
+      <w:r>
+        <w:t xml:space="preserve"> </w:t>
+      </w:r>
+      <w:r>
+        <w:t>교환</w:t>
+      </w:r>
+      <w:r>
+        <w:t xml:space="preserve"> </w:t>
+      </w:r>
+      <w:r>
+        <w:t>정보를</w:t>
+      </w:r>
+      <w:r>
+        <w:t xml:space="preserve"> </w:t>
+      </w:r>
+      <w:r>
+        <w:t>메시지</w:t>
+      </w:r>
+      <w:r>
+        <w:t xml:space="preserve"> </w:t>
+      </w:r>
+      <w:r>
+        <w:t>객체로</w:t>
+      </w:r>
+      <w:r>
+        <w:t xml:space="preserve"> </w:t>
+      </w:r>
+      <w:r>
+        <w:t>정의하고</w:t>
+      </w:r>
+      <w:r>
+        <w:t xml:space="preserve">, </w:t>
+      </w:r>
+      <w:r>
+        <w:t>사업</w:t>
+      </w:r>
+      <w:r>
+        <w:t xml:space="preserve"> </w:t>
+      </w:r>
+      <w:r>
+        <w:t>공통</w:t>
+      </w:r>
+      <w:r>
+        <w:t xml:space="preserve"> </w:t>
+      </w:r>
+      <w:r>
+        <w:t>기준선</w:t>
+      </w:r>
+      <w:r>
+        <w:t>(ICD)</w:t>
+      </w:r>
+      <w:r>
+        <w:t>으로</w:t>
+      </w:r>
+      <w:r>
+        <w:t xml:space="preserve"> </w:t>
+      </w:r>
+      <w:r>
+        <w:t>관리함</w:t>
       </w:r>
     </w:p>
     <w:p>
@@ -151,129 +366,366 @@
           <w:b/>
           <w:bCs/>
         </w:rPr>
-        <w:t xml:space="preserve">2. 구성 원칙</w:t>
+        <w:t xml:space="preserve">2. </w:t>
+      </w:r>
+      <w:r>
+        <w:rPr>
+          <w:b/>
+          <w:bCs/>
+        </w:rPr>
+        <w:t>구성</w:t>
+      </w:r>
+      <w:r>
+        <w:rPr>
+          <w:b/>
+          <w:bCs/>
+        </w:rPr>
+        <w:t xml:space="preserve"> </w:t>
+      </w:r>
+      <w:r>
+        <w:rPr>
+          <w:b/>
+          <w:bCs/>
+        </w:rPr>
+        <w:t>원칙</w:t>
       </w:r>
     </w:p>
     <w:p>
       <w:pPr>
         <w:numPr>
           <w:ilvl w:val="0"/>
-          <w:numId w:val="1002"/>
+          <w:numId w:val="3"/>
         </w:numPr>
       </w:pPr>
       <w:r>
-        <w:t xml:space="preserve">운용 개체는</w:t>
-      </w:r>
-      <w:r>
-        <w:t xml:space="preserve"> </w:t>
-      </w:r>
-      <w:r>
-        <w:rPr>
-          <w:b/>
-          <w:bCs/>
-        </w:rPr>
-        <w:t xml:space="preserve">노드</w:t>
-      </w:r>
-      <w:r>
-        <w:t xml:space="preserve">(탐지센서·요격드론·C2, UUID)와</w:t>
-      </w:r>
-      <w:r>
-        <w:t xml:space="preserve"> </w:t>
-      </w:r>
-      <w:r>
-        <w:rPr>
-          <w:b/>
-          <w:bCs/>
-        </w:rPr>
-        <w:t xml:space="preserve">엔티티</w:t>
-      </w:r>
-      <w:r>
-        <w:t xml:space="preserve">(표적·트랙, ULID)로 구분함</w:t>
+        <w:t>운용</w:t>
+      </w:r>
+      <w:r>
+        <w:t xml:space="preserve"> </w:t>
+      </w:r>
+      <w:r>
+        <w:t>개체는</w:t>
+      </w:r>
+      <w:r>
+        <w:t xml:space="preserve"> </w:t>
+      </w:r>
+      <w:r>
+        <w:rPr>
+          <w:b/>
+          <w:bCs/>
+        </w:rPr>
+        <w:t>노드</w:t>
+      </w:r>
+      <w:r>
+        <w:t>(</w:t>
+      </w:r>
+      <w:r>
+        <w:t>탐지센서</w:t>
+      </w:r>
+      <w:r>
+        <w:t>·</w:t>
+      </w:r>
+      <w:r>
+        <w:t>요격드론</w:t>
+      </w:r>
+      <w:r>
+        <w:t>·C2, UUID)</w:t>
+      </w:r>
+      <w:r>
+        <w:t>와</w:t>
+      </w:r>
+      <w:r>
+        <w:t xml:space="preserve"> </w:t>
+      </w:r>
+      <w:r>
+        <w:rPr>
+          <w:b/>
+          <w:bCs/>
+        </w:rPr>
+        <w:t>엔티티</w:t>
+      </w:r>
+      <w:r>
+        <w:t>(</w:t>
+      </w:r>
+      <w:r>
+        <w:t>표적</w:t>
+      </w:r>
+      <w:r>
+        <w:t>·</w:t>
+      </w:r>
+      <w:r>
+        <w:t>트랙</w:t>
+      </w:r>
+      <w:r>
+        <w:t>, ULID)</w:t>
+      </w:r>
+      <w:r>
+        <w:t>로</w:t>
+      </w:r>
+      <w:r>
+        <w:t xml:space="preserve"> </w:t>
+      </w:r>
+      <w:r>
+        <w:t>구분함</w:t>
       </w:r>
     </w:p>
     <w:p>
       <w:pPr>
         <w:numPr>
           <w:ilvl w:val="0"/>
-          <w:numId w:val="1002"/>
+          <w:numId w:val="3"/>
         </w:numPr>
       </w:pPr>
       <w:r>
-        <w:t xml:space="preserve">노드와 엔티티 간 정보 교환은 모두</w:t>
-      </w:r>
-      <w:r>
-        <w:t xml:space="preserve"> </w:t>
-      </w:r>
-      <w:r>
-        <w:rPr>
-          <w:b/>
-          <w:bCs/>
-        </w:rPr>
-        <w:t xml:space="preserve">메시지 객체</w:t>
-      </w:r>
-      <w:r>
-        <w:t xml:space="preserve">로 정의함</w:t>
+        <w:t>노드와</w:t>
+      </w:r>
+      <w:r>
+        <w:t xml:space="preserve"> </w:t>
+      </w:r>
+      <w:r>
+        <w:t>엔티티</w:t>
+      </w:r>
+      <w:r>
+        <w:t xml:space="preserve"> </w:t>
+      </w:r>
+      <w:r>
+        <w:t>간</w:t>
+      </w:r>
+      <w:r>
+        <w:t xml:space="preserve"> </w:t>
+      </w:r>
+      <w:r>
+        <w:t>정보</w:t>
+      </w:r>
+      <w:r>
+        <w:t xml:space="preserve"> </w:t>
+      </w:r>
+      <w:r>
+        <w:t>교환은</w:t>
+      </w:r>
+      <w:r>
+        <w:t xml:space="preserve"> </w:t>
+      </w:r>
+      <w:r>
+        <w:t>모두</w:t>
+      </w:r>
+      <w:r>
+        <w:t xml:space="preserve"> </w:t>
+      </w:r>
+      <w:r>
+        <w:rPr>
+          <w:b/>
+          <w:bCs/>
+        </w:rPr>
+        <w:t>메시지</w:t>
+      </w:r>
+      <w:r>
+        <w:rPr>
+          <w:b/>
+          <w:bCs/>
+        </w:rPr>
+        <w:t xml:space="preserve"> </w:t>
+      </w:r>
+      <w:r>
+        <w:rPr>
+          <w:b/>
+          <w:bCs/>
+        </w:rPr>
+        <w:t>객체</w:t>
+      </w:r>
+      <w:r>
+        <w:t>로</w:t>
+      </w:r>
+      <w:r>
+        <w:t xml:space="preserve"> </w:t>
+      </w:r>
+      <w:r>
+        <w:t>정의함</w:t>
       </w:r>
     </w:p>
     <w:p>
       <w:pPr>
         <w:numPr>
           <w:ilvl w:val="0"/>
-          <w:numId w:val="1002"/>
+          <w:numId w:val="3"/>
         </w:numPr>
       </w:pPr>
       <w:r>
-        <w:t xml:space="preserve">메시지는 2계층으로 구성함. 하위 계층은</w:t>
-      </w:r>
-      <w:r>
-        <w:t xml:space="preserve"> </w:t>
-      </w:r>
-      <w:r>
-        <w:rPr>
-          <w:b/>
-          <w:bCs/>
-        </w:rPr>
-        <w:t xml:space="preserve">SAPIENT</w:t>
-      </w:r>
-      <w:r>
-        <w:t xml:space="preserve">(노드 메시지, Protobuf/TCP), 상위 계층은</w:t>
-      </w:r>
-      <w:r>
-        <w:t xml:space="preserve"> </w:t>
-      </w:r>
-      <w:r>
-        <w:rPr>
-          <w:b/>
-          <w:bCs/>
-        </w:rPr>
-        <w:t xml:space="preserve">CoT</w:t>
-      </w:r>
-      <w:r>
-        <w:t xml:space="preserve">(엔티티 이벤트, 전술 라우팅)임</w:t>
+        <w:t>메시지는</w:t>
+      </w:r>
+      <w:r>
+        <w:t xml:space="preserve"> 2</w:t>
+      </w:r>
+      <w:r>
+        <w:t>계층으로</w:t>
+      </w:r>
+      <w:r>
+        <w:t xml:space="preserve"> </w:t>
+      </w:r>
+      <w:r>
+        <w:t>구성함</w:t>
+      </w:r>
+      <w:r>
+        <w:t xml:space="preserve">. </w:t>
+      </w:r>
+      <w:r>
+        <w:t>하위</w:t>
+      </w:r>
+      <w:r>
+        <w:t xml:space="preserve"> </w:t>
+      </w:r>
+      <w:r>
+        <w:t>계층은</w:t>
+      </w:r>
+      <w:r>
+        <w:t xml:space="preserve"> </w:t>
+      </w:r>
+      <w:r>
+        <w:rPr>
+          <w:b/>
+          <w:bCs/>
+        </w:rPr>
+        <w:t>SAPIENT</w:t>
+      </w:r>
+      <w:r>
+        <w:t>(</w:t>
+      </w:r>
+      <w:r>
+        <w:t>노드</w:t>
+      </w:r>
+      <w:r>
+        <w:t xml:space="preserve"> </w:t>
+      </w:r>
+      <w:r>
+        <w:t>메시지</w:t>
+      </w:r>
+      <w:r>
+        <w:t xml:space="preserve">, Protobuf/TCP), </w:t>
+      </w:r>
+      <w:r>
+        <w:t>상위</w:t>
+      </w:r>
+      <w:r>
+        <w:t xml:space="preserve"> </w:t>
+      </w:r>
+      <w:r>
+        <w:t>계층은</w:t>
+      </w:r>
+      <w:r>
+        <w:t xml:space="preserve"> </w:t>
+      </w:r>
+      <w:r>
+        <w:rPr>
+          <w:b/>
+          <w:bCs/>
+        </w:rPr>
+        <w:t>CoT</w:t>
+      </w:r>
+      <w:r>
+        <w:t>(</w:t>
+      </w:r>
+      <w:r>
+        <w:t>엔티티</w:t>
+      </w:r>
+      <w:r>
+        <w:t xml:space="preserve"> </w:t>
+      </w:r>
+      <w:r>
+        <w:t>이벤트</w:t>
+      </w:r>
+      <w:r>
+        <w:t xml:space="preserve">, </w:t>
+      </w:r>
+      <w:r>
+        <w:t>전술</w:t>
+      </w:r>
+      <w:r>
+        <w:t xml:space="preserve"> </w:t>
+      </w:r>
+      <w:r>
+        <w:t>라우팅</w:t>
+      </w:r>
+      <w:r>
+        <w:t>)</w:t>
+      </w:r>
+      <w:r>
+        <w:t>임</w:t>
       </w:r>
     </w:p>
     <w:p>
       <w:pPr>
         <w:numPr>
           <w:ilvl w:val="0"/>
-          <w:numId w:val="1002"/>
+          <w:numId w:val="3"/>
         </w:numPr>
       </w:pPr>
       <w:r>
-        <w:t xml:space="preserve">계층 간 변환은 ICD의</w:t>
-      </w:r>
-      <w:r>
-        <w:t xml:space="preserve"> </w:t>
-      </w:r>
-      <w:r>
-        <w:rPr>
-          <w:b/>
-          <w:bCs/>
-        </w:rPr>
-        <w:t xml:space="preserve">정규화 규칙 3종</w:t>
-      </w:r>
-      <w:r>
-        <w:t xml:space="preserve">으로만 수행함</w:t>
+        <w:t>계층</w:t>
+      </w:r>
+      <w:r>
+        <w:t xml:space="preserve"> </w:t>
+      </w:r>
+      <w:r>
+        <w:t>간</w:t>
+      </w:r>
+      <w:r>
+        <w:t xml:space="preserve"> </w:t>
+      </w:r>
+      <w:r>
+        <w:t>변환은</w:t>
+      </w:r>
+      <w:r>
+        <w:t xml:space="preserve"> ICD</w:t>
+      </w:r>
+      <w:r>
+        <w:t>의</w:t>
+      </w:r>
+      <w:r>
+        <w:t xml:space="preserve"> </w:t>
+      </w:r>
+      <w:r>
+        <w:rPr>
+          <w:b/>
+          <w:bCs/>
+        </w:rPr>
+        <w:t>정규화</w:t>
+      </w:r>
+      <w:r>
+        <w:rPr>
+          <w:b/>
+          <w:bCs/>
+        </w:rPr>
+        <w:t xml:space="preserve"> </w:t>
+      </w:r>
+      <w:r>
+        <w:rPr>
+          <w:b/>
+          <w:bCs/>
+        </w:rPr>
+        <w:t>규칙</w:t>
+      </w:r>
+      <w:r>
+        <w:rPr>
+          <w:b/>
+          <w:bCs/>
+        </w:rPr>
+        <w:t xml:space="preserve"> 3</w:t>
+      </w:r>
+      <w:r>
+        <w:rPr>
+          <w:b/>
+          <w:bCs/>
+        </w:rPr>
+        <w:t>종</w:t>
+      </w:r>
+      <w:r>
+        <w:t>으로만</w:t>
+      </w:r>
+      <w:r>
+        <w:t xml:space="preserve"> </w:t>
+      </w:r>
+      <w:r>
+        <w:t>수행함</w:t>
       </w:r>
     </w:p>
     <w:p>
@@ -285,366 +737,632 @@
           <w:b/>
           <w:bCs/>
         </w:rPr>
-        <w:t xml:space="preserve">3. 핵심 개체</w:t>
+        <w:t xml:space="preserve">3. </w:t>
+      </w:r>
+      <w:r>
+        <w:rPr>
+          <w:b/>
+          <w:bCs/>
+        </w:rPr>
+        <w:t>핵심</w:t>
+      </w:r>
+      <w:r>
+        <w:rPr>
+          <w:b/>
+          <w:bCs/>
+        </w:rPr>
+        <w:t xml:space="preserve"> </w:t>
+      </w:r>
+      <w:r>
+        <w:rPr>
+          <w:b/>
+          <w:bCs/>
+        </w:rPr>
+        <w:t>개체</w:t>
       </w:r>
     </w:p>
     <w:tbl>
       <w:tblPr>
         <w:tblStyle w:val="Table"/>
-        <w:tblW w:type="auto" w:w="0"/>
-        <w:tblLook w:firstRow="1" w:lastRow="0" w:firstColumn="0" w:lastColumn="0" w:noHBand="0" w:noVBand="0" w:val="0020"/>
+        <w:tblW w:w="0" w:type="auto"/>
+        <w:tblLook w:val="0020" w:firstRow="1" w:lastRow="0" w:firstColumn="0" w:lastColumn="0" w:noHBand="0" w:noVBand="0"/>
       </w:tblPr>
       <w:tblGrid>
-        <w:gridCol w:w="1980"/>
-        <w:gridCol w:w="1980"/>
-        <w:gridCol w:w="1980"/>
-        <w:gridCol w:w="1980"/>
+        <w:gridCol w:w="933"/>
+        <w:gridCol w:w="1808"/>
+        <w:gridCol w:w="4969"/>
+        <w:gridCol w:w="1866"/>
       </w:tblGrid>
       <w:tr>
         <w:trPr>
-          <w:tblHeader w:val="on"/>
+          <w:cnfStyle w:val="100000000000" w:firstRow="1" w:lastRow="0" w:firstColumn="0" w:lastColumn="0" w:oddVBand="0" w:evenVBand="0" w:oddHBand="0" w:evenHBand="0" w:firstRowFirstColumn="0" w:firstRowLastColumn="0" w:lastRowFirstColumn="0" w:lastRowLastColumn="0"/>
+          <w:tblHeader/>
         </w:trPr>
         <w:tc>
-          <w:tcPr/>
-          <w:p>
-            <w:pPr>
-              <w:pStyle w:val="Compact"/>
-            </w:pPr>
-            <w:r>
-              <w:t xml:space="preserve">ID</w:t>
-            </w:r>
-          </w:p>
-        </w:tc>
-        <w:tc>
-          <w:tcPr/>
-          <w:p>
-            <w:pPr>
-              <w:pStyle w:val="Compact"/>
-            </w:pPr>
-            <w:r>
-              <w:t xml:space="preserve">개체</w:t>
-            </w:r>
-          </w:p>
-        </w:tc>
-        <w:tc>
-          <w:tcPr/>
-          <w:p>
-            <w:pPr>
-              <w:pStyle w:val="Compact"/>
-            </w:pPr>
-            <w:r>
-              <w:t xml:space="preserve">역할</w:t>
-            </w:r>
-          </w:p>
-        </w:tc>
-        <w:tc>
-          <w:tcPr/>
-          <w:p>
-            <w:pPr>
-              <w:pStyle w:val="Compact"/>
-            </w:pPr>
-            <w:r>
-              <w:t xml:space="preserve">식별자</w:t>
+          <w:tcPr>
+            <w:tcW w:w="0" w:type="auto"/>
+          </w:tcPr>
+          <w:p>
+            <w:pPr>
+              <w:pStyle w:val="Compact"/>
+            </w:pPr>
+            <w:r>
+              <w:t>ID</w:t>
+            </w:r>
+          </w:p>
+        </w:tc>
+        <w:tc>
+          <w:tcPr>
+            <w:tcW w:w="0" w:type="auto"/>
+          </w:tcPr>
+          <w:p>
+            <w:pPr>
+              <w:pStyle w:val="Compact"/>
+            </w:pPr>
+            <w:r>
+              <w:t>개체</w:t>
+            </w:r>
+          </w:p>
+        </w:tc>
+        <w:tc>
+          <w:tcPr>
+            <w:tcW w:w="0" w:type="auto"/>
+          </w:tcPr>
+          <w:p>
+            <w:pPr>
+              <w:pStyle w:val="Compact"/>
+            </w:pPr>
+            <w:r>
+              <w:t>역할</w:t>
+            </w:r>
+          </w:p>
+        </w:tc>
+        <w:tc>
+          <w:tcPr>
+            <w:tcW w:w="0" w:type="auto"/>
+          </w:tcPr>
+          <w:p>
+            <w:pPr>
+              <w:pStyle w:val="Compact"/>
+            </w:pPr>
+            <w:r>
+              <w:t>식별자</w:t>
             </w:r>
           </w:p>
         </w:tc>
       </w:tr>
       <w:tr>
         <w:tc>
-          <w:tcPr/>
-          <w:p>
-            <w:pPr>
-              <w:pStyle w:val="Compact"/>
-            </w:pPr>
-            <w:r>
-              <w:t xml:space="preserve">E-01</w:t>
-            </w:r>
-          </w:p>
-        </w:tc>
-        <w:tc>
-          <w:tcPr/>
-          <w:p>
-            <w:pPr>
-              <w:pStyle w:val="Compact"/>
-            </w:pPr>
-            <w:r>
-              <w:t xml:space="preserve">Node</w:t>
-            </w:r>
-          </w:p>
-        </w:tc>
-        <w:tc>
-          <w:tcPr/>
-          <w:p>
-            <w:pPr>
-              <w:pStyle w:val="Compact"/>
-            </w:pPr>
-            <w:r>
-              <w:t xml:space="preserve">탐지센서·요격드론·C2 노드</w:t>
-            </w:r>
-          </w:p>
-        </w:tc>
-        <w:tc>
-          <w:tcPr/>
-          <w:p>
-            <w:pPr>
-              <w:pStyle w:val="Compact"/>
-            </w:pPr>
-            <w:r>
-              <w:t xml:space="preserve">UUID v4</w:t>
+          <w:tcPr>
+            <w:tcW w:w="0" w:type="auto"/>
+          </w:tcPr>
+          <w:p>
+            <w:pPr>
+              <w:pStyle w:val="Compact"/>
+            </w:pPr>
+            <w:r>
+              <w:t>E-01</w:t>
+            </w:r>
+          </w:p>
+        </w:tc>
+        <w:tc>
+          <w:tcPr>
+            <w:tcW w:w="0" w:type="auto"/>
+          </w:tcPr>
+          <w:p>
+            <w:pPr>
+              <w:pStyle w:val="Compact"/>
+            </w:pPr>
+            <w:r>
+              <w:t>Node</w:t>
+            </w:r>
+          </w:p>
+        </w:tc>
+        <w:tc>
+          <w:tcPr>
+            <w:tcW w:w="0" w:type="auto"/>
+          </w:tcPr>
+          <w:p>
+            <w:pPr>
+              <w:pStyle w:val="Compact"/>
+            </w:pPr>
+            <w:r>
+              <w:t>탐지센서</w:t>
+            </w:r>
+            <w:r>
+              <w:t>·</w:t>
+            </w:r>
+            <w:r>
+              <w:t>요격드론</w:t>
+            </w:r>
+            <w:r>
+              <w:t xml:space="preserve">·C2 </w:t>
+            </w:r>
+            <w:r>
+              <w:t>노드</w:t>
+            </w:r>
+          </w:p>
+        </w:tc>
+        <w:tc>
+          <w:tcPr>
+            <w:tcW w:w="0" w:type="auto"/>
+          </w:tcPr>
+          <w:p>
+            <w:pPr>
+              <w:pStyle w:val="Compact"/>
+            </w:pPr>
+            <w:r>
+              <w:t>UUID v4</w:t>
             </w:r>
           </w:p>
         </w:tc>
       </w:tr>
       <w:tr>
         <w:tc>
-          <w:tcPr/>
-          <w:p>
-            <w:pPr>
-              <w:pStyle w:val="Compact"/>
-            </w:pPr>
-            <w:r>
-              <w:t xml:space="preserve">E-02</w:t>
-            </w:r>
-          </w:p>
-        </w:tc>
-        <w:tc>
-          <w:tcPr/>
-          <w:p>
-            <w:pPr>
-              <w:pStyle w:val="Compact"/>
-            </w:pPr>
-            <w:r>
-              <w:t xml:space="preserve">TrackEntity</w:t>
-            </w:r>
-          </w:p>
-        </w:tc>
-        <w:tc>
-          <w:tcPr/>
-          <w:p>
-            <w:pPr>
-              <w:pStyle w:val="Compact"/>
-            </w:pPr>
-            <w:r>
-              <w:t xml:space="preserve">다중 센서 보고를 하나로 묶은 표적 트랙 (</w:t>
+          <w:tcPr>
+            <w:tcW w:w="0" w:type="auto"/>
+          </w:tcPr>
+          <w:p>
+            <w:pPr>
+              <w:pStyle w:val="Compact"/>
+            </w:pPr>
+            <w:r>
+              <w:t>E-02</w:t>
+            </w:r>
+          </w:p>
+        </w:tc>
+        <w:tc>
+          <w:tcPr>
+            <w:tcW w:w="0" w:type="auto"/>
+          </w:tcPr>
+          <w:p>
+            <w:pPr>
+              <w:pStyle w:val="Compact"/>
+            </w:pPr>
+            <w:r>
+              <w:t>TrackEntity</w:t>
+            </w:r>
+          </w:p>
+        </w:tc>
+        <w:tc>
+          <w:tcPr>
+            <w:tcW w:w="0" w:type="auto"/>
+          </w:tcPr>
+          <w:p>
+            <w:pPr>
+              <w:pStyle w:val="Compact"/>
+            </w:pPr>
+            <w:r>
+              <w:t>다중</w:t>
+            </w:r>
+            <w:r>
+              <w:t xml:space="preserve"> </w:t>
+            </w:r>
+            <w:r>
+              <w:t>센서</w:t>
+            </w:r>
+            <w:r>
+              <w:t xml:space="preserve"> </w:t>
+            </w:r>
+            <w:r>
+              <w:t>보고를</w:t>
+            </w:r>
+            <w:r>
+              <w:t xml:space="preserve"> </w:t>
+            </w:r>
+            <w:r>
+              <w:t>하나로</w:t>
+            </w:r>
+            <w:r>
+              <w:t xml:space="preserve"> </w:t>
+            </w:r>
+            <w:r>
+              <w:t>묶은</w:t>
+            </w:r>
+            <w:r>
+              <w:t xml:space="preserve"> </w:t>
+            </w:r>
+            <w:r>
+              <w:t>표적</w:t>
+            </w:r>
+            <w:r>
+              <w:t xml:space="preserve"> </w:t>
+            </w:r>
+            <w:r>
+              <w:t>트랙</w:t>
+            </w:r>
+            <w:r>
+              <w:t xml:space="preserve"> (</w:t>
             </w:r>
             <w:r>
               <w:rPr>
                 <w:rStyle w:val="VerbatimChar"/>
               </w:rPr>
-              <w:t xml:space="preserve">a-u-A</w:t>
-            </w:r>
-            <w:r>
-              <w:t xml:space="preserve"> </w:t>
-            </w:r>
-            <w:r>
-              <w:t xml:space="preserve">→</w:t>
-            </w:r>
-            <w:r>
-              <w:t xml:space="preserve"> </w:t>
+              <w:t>a-u-A</w:t>
+            </w:r>
+            <w:r>
+              <w:t xml:space="preserve"> → </w:t>
             </w:r>
             <w:r>
               <w:rPr>
                 <w:rStyle w:val="VerbatimChar"/>
               </w:rPr>
-              <w:t xml:space="preserve">a-h-A</w:t>
-            </w:r>
-            <w:r>
-              <w:t xml:space="preserve">)</w:t>
-            </w:r>
-          </w:p>
-        </w:tc>
-        <w:tc>
-          <w:tcPr/>
-          <w:p>
-            <w:pPr>
-              <w:pStyle w:val="Compact"/>
-            </w:pPr>
-            <w:r>
-              <w:t xml:space="preserve">ULID</w:t>
+              <w:t>a-h-A</w:t>
+            </w:r>
+            <w:r>
+              <w:t>)</w:t>
+            </w:r>
+          </w:p>
+        </w:tc>
+        <w:tc>
+          <w:tcPr>
+            <w:tcW w:w="0" w:type="auto"/>
+          </w:tcPr>
+          <w:p>
+            <w:pPr>
+              <w:pStyle w:val="Compact"/>
+            </w:pPr>
+            <w:r>
+              <w:t>ULID</w:t>
             </w:r>
           </w:p>
         </w:tc>
       </w:tr>
       <w:tr>
         <w:tc>
-          <w:tcPr/>
-          <w:p>
-            <w:pPr>
-              <w:pStyle w:val="Compact"/>
-            </w:pPr>
-            <w:r>
-              <w:t xml:space="preserve">E-03</w:t>
-            </w:r>
-          </w:p>
-        </w:tc>
-        <w:tc>
-          <w:tcPr/>
-          <w:p>
-            <w:pPr>
-              <w:pStyle w:val="Compact"/>
-            </w:pPr>
-            <w:r>
-              <w:t xml:space="preserve">SapientMessage</w:t>
-            </w:r>
-          </w:p>
-        </w:tc>
-        <w:tc>
-          <w:tcPr/>
-          <w:p>
-            <w:pPr>
-              <w:pStyle w:val="Compact"/>
-            </w:pPr>
-            <w:r>
-              <w:t xml:space="preserve">하위 계층 공통 봉투, 메시지 9종 중 1종을 담음</w:t>
-            </w:r>
-          </w:p>
-        </w:tc>
-        <w:tc>
-          <w:tcPr/>
-          <w:p>
-            <w:pPr>
-              <w:pStyle w:val="Compact"/>
-            </w:pPr>
-            <w:r>
-              <w:t xml:space="preserve">node_id + timestamp</w:t>
+          <w:tcPr>
+            <w:tcW w:w="0" w:type="auto"/>
+          </w:tcPr>
+          <w:p>
+            <w:pPr>
+              <w:pStyle w:val="Compact"/>
+            </w:pPr>
+            <w:r>
+              <w:t>E-03</w:t>
+            </w:r>
+          </w:p>
+        </w:tc>
+        <w:tc>
+          <w:tcPr>
+            <w:tcW w:w="0" w:type="auto"/>
+          </w:tcPr>
+          <w:p>
+            <w:pPr>
+              <w:pStyle w:val="Compact"/>
+            </w:pPr>
+            <w:r>
+              <w:t>SapientMessage</w:t>
+            </w:r>
+          </w:p>
+        </w:tc>
+        <w:tc>
+          <w:tcPr>
+            <w:tcW w:w="0" w:type="auto"/>
+          </w:tcPr>
+          <w:p>
+            <w:pPr>
+              <w:pStyle w:val="Compact"/>
+            </w:pPr>
+            <w:r>
+              <w:t>하위</w:t>
+            </w:r>
+            <w:r>
+              <w:t xml:space="preserve"> </w:t>
+            </w:r>
+            <w:r>
+              <w:t>계층</w:t>
+            </w:r>
+            <w:r>
+              <w:t xml:space="preserve"> </w:t>
+            </w:r>
+            <w:r>
+              <w:t>공통</w:t>
+            </w:r>
+            <w:r>
+              <w:t xml:space="preserve"> </w:t>
+            </w:r>
+            <w:r>
+              <w:t>봉투</w:t>
+            </w:r>
+            <w:r>
+              <w:t xml:space="preserve">, </w:t>
+            </w:r>
+            <w:r>
+              <w:t>메시지</w:t>
+            </w:r>
+            <w:r>
+              <w:t xml:space="preserve"> 9</w:t>
+            </w:r>
+            <w:r>
+              <w:t>종</w:t>
+            </w:r>
+            <w:r>
+              <w:t xml:space="preserve"> </w:t>
+            </w:r>
+            <w:r>
+              <w:t>중</w:t>
+            </w:r>
+            <w:r>
+              <w:t xml:space="preserve"> 1</w:t>
+            </w:r>
+            <w:r>
+              <w:t>종을</w:t>
+            </w:r>
+            <w:r>
+              <w:t xml:space="preserve"> </w:t>
+            </w:r>
+            <w:r>
+              <w:t>담음</w:t>
+            </w:r>
+          </w:p>
+        </w:tc>
+        <w:tc>
+          <w:tcPr>
+            <w:tcW w:w="0" w:type="auto"/>
+          </w:tcPr>
+          <w:p>
+            <w:pPr>
+              <w:pStyle w:val="Compact"/>
+            </w:pPr>
+            <w:r>
+              <w:t>node_id + timestamp</w:t>
             </w:r>
           </w:p>
         </w:tc>
       </w:tr>
       <w:tr>
         <w:tc>
-          <w:tcPr/>
-          <w:p>
-            <w:pPr>
-              <w:pStyle w:val="Compact"/>
-            </w:pPr>
-            <w:r>
-              <w:t xml:space="preserve">E-04~08</w:t>
-            </w:r>
-          </w:p>
-        </w:tc>
-        <w:tc>
-          <w:tcPr/>
-          <w:p>
-            <w:pPr>
-              <w:pStyle w:val="Compact"/>
-            </w:pPr>
-            <w:r>
-              <w:t xml:space="preserve">메시지 9종</w:t>
-            </w:r>
-          </w:p>
-        </w:tc>
-        <w:tc>
-          <w:tcPr/>
-          <w:p>
-            <w:pPr>
-              <w:pStyle w:val="Compact"/>
-            </w:pPr>
-            <w:r>
-              <w:t xml:space="preserve">등록·상태 / 탐지 / 과업·응답 / 경보·오류</w:t>
-            </w:r>
-          </w:p>
-        </w:tc>
-        <w:tc>
-          <w:tcPr/>
-          <w:p>
-            <w:pPr>
-              <w:pStyle w:val="Compact"/>
-            </w:pPr>
-            <w:r>
-              <w:t xml:space="preserve">ULID</w:t>
+          <w:tcPr>
+            <w:tcW w:w="0" w:type="auto"/>
+          </w:tcPr>
+          <w:p>
+            <w:pPr>
+              <w:pStyle w:val="Compact"/>
+            </w:pPr>
+            <w:r>
+              <w:t>E-04~08</w:t>
+            </w:r>
+          </w:p>
+        </w:tc>
+        <w:tc>
+          <w:tcPr>
+            <w:tcW w:w="0" w:type="auto"/>
+          </w:tcPr>
+          <w:p>
+            <w:pPr>
+              <w:pStyle w:val="Compact"/>
+            </w:pPr>
+            <w:r>
+              <w:t>메시지</w:t>
+            </w:r>
+            <w:r>
+              <w:t xml:space="preserve"> 9</w:t>
+            </w:r>
+            <w:r>
+              <w:t>종</w:t>
+            </w:r>
+          </w:p>
+        </w:tc>
+        <w:tc>
+          <w:tcPr>
+            <w:tcW w:w="0" w:type="auto"/>
+          </w:tcPr>
+          <w:p>
+            <w:pPr>
+              <w:pStyle w:val="Compact"/>
+            </w:pPr>
+            <w:r>
+              <w:t>등록</w:t>
+            </w:r>
+            <w:r>
+              <w:t>·</w:t>
+            </w:r>
+            <w:r>
+              <w:t>상태</w:t>
+            </w:r>
+            <w:r>
+              <w:t xml:space="preserve"> / </w:t>
+            </w:r>
+            <w:r>
+              <w:t>탐지</w:t>
+            </w:r>
+            <w:r>
+              <w:t xml:space="preserve"> / </w:t>
+            </w:r>
+            <w:r>
+              <w:t>과업</w:t>
+            </w:r>
+            <w:r>
+              <w:t>·</w:t>
+            </w:r>
+            <w:r>
+              <w:t>응답</w:t>
+            </w:r>
+            <w:r>
+              <w:t xml:space="preserve"> / </w:t>
+            </w:r>
+            <w:r>
+              <w:t>경보</w:t>
+            </w:r>
+            <w:r>
+              <w:t>·</w:t>
+            </w:r>
+            <w:r>
+              <w:t>오류</w:t>
+            </w:r>
+          </w:p>
+        </w:tc>
+        <w:tc>
+          <w:tcPr>
+            <w:tcW w:w="0" w:type="auto"/>
+          </w:tcPr>
+          <w:p>
+            <w:pPr>
+              <w:pStyle w:val="Compact"/>
+            </w:pPr>
+            <w:r>
+              <w:t>ULID</w:t>
             </w:r>
           </w:p>
         </w:tc>
       </w:tr>
       <w:tr>
         <w:tc>
-          <w:tcPr/>
-          <w:p>
-            <w:pPr>
-              <w:pStyle w:val="Compact"/>
-            </w:pPr>
-            <w:r>
-              <w:t xml:space="preserve">E-09</w:t>
-            </w:r>
-          </w:p>
-        </w:tc>
-        <w:tc>
-          <w:tcPr/>
-          <w:p>
-            <w:pPr>
-              <w:pStyle w:val="Compact"/>
-            </w:pPr>
-            <w:r>
-              <w:t xml:space="preserve">CotEvent</w:t>
-            </w:r>
-          </w:p>
-        </w:tc>
-        <w:tc>
-          <w:tcPr/>
-          <w:p>
-            <w:pPr>
-              <w:pStyle w:val="Compact"/>
-            </w:pPr>
-            <w:r>
-              <w:t xml:space="preserve">상위 계층 이벤트 (uid·type·time·stale·point·detail)</w:t>
-            </w:r>
-          </w:p>
-        </w:tc>
-        <w:tc>
-          <w:tcPr/>
-          <w:p>
-            <w:pPr>
-              <w:pStyle w:val="Compact"/>
-            </w:pPr>
-            <w:r>
-              <w:t xml:space="preserve">uid</w:t>
+          <w:tcPr>
+            <w:tcW w:w="0" w:type="auto"/>
+          </w:tcPr>
+          <w:p>
+            <w:pPr>
+              <w:pStyle w:val="Compact"/>
+            </w:pPr>
+            <w:r>
+              <w:t>E-09</w:t>
+            </w:r>
+          </w:p>
+        </w:tc>
+        <w:tc>
+          <w:tcPr>
+            <w:tcW w:w="0" w:type="auto"/>
+          </w:tcPr>
+          <w:p>
+            <w:pPr>
+              <w:pStyle w:val="Compact"/>
+            </w:pPr>
+            <w:r>
+              <w:t>CotEvent</w:t>
+            </w:r>
+          </w:p>
+        </w:tc>
+        <w:tc>
+          <w:tcPr>
+            <w:tcW w:w="0" w:type="auto"/>
+          </w:tcPr>
+          <w:p>
+            <w:pPr>
+              <w:pStyle w:val="Compact"/>
+            </w:pPr>
+            <w:r>
+              <w:t>상위</w:t>
+            </w:r>
+            <w:r>
+              <w:t xml:space="preserve"> </w:t>
+            </w:r>
+            <w:r>
+              <w:t>계층</w:t>
+            </w:r>
+            <w:r>
+              <w:t xml:space="preserve"> </w:t>
+            </w:r>
+            <w:r>
+              <w:t>이벤트</w:t>
+            </w:r>
+            <w:r>
+              <w:t xml:space="preserve"> </w:t>
+            </w:r>
+            <w:r>
+              <w:lastRenderedPageBreak/>
+              <w:t>(uid·type·time·stale·point·detail)</w:t>
+            </w:r>
+          </w:p>
+        </w:tc>
+        <w:tc>
+          <w:tcPr>
+            <w:tcW w:w="0" w:type="auto"/>
+          </w:tcPr>
+          <w:p>
+            <w:pPr>
+              <w:pStyle w:val="Compact"/>
+            </w:pPr>
+            <w:r>
+              <w:lastRenderedPageBreak/>
+              <w:t>uid</w:t>
             </w:r>
           </w:p>
         </w:tc>
       </w:tr>
       <w:tr>
         <w:tc>
-          <w:tcPr/>
-          <w:p>
-            <w:pPr>
-              <w:pStyle w:val="Compact"/>
-            </w:pPr>
-            <w:r>
-              <w:t xml:space="preserve">E-10</w:t>
-            </w:r>
-          </w:p>
-        </w:tc>
-        <w:tc>
-          <w:tcPr/>
-          <w:p>
-            <w:pPr>
-              <w:pStyle w:val="Compact"/>
-            </w:pPr>
-            <w:r>
-              <w:t xml:space="preserve">RoutingRule</w:t>
-            </w:r>
-          </w:p>
-        </w:tc>
-        <w:tc>
-          <w:tcPr/>
-          <w:p>
-            <w:pPr>
-              <w:pStyle w:val="Compact"/>
-            </w:pPr>
-            <w:r>
-              <w:t xml:space="preserve">type 정규식·공간 조건·flow-tags로 구독자 결정</w:t>
-            </w:r>
-          </w:p>
-        </w:tc>
-        <w:tc>
-          <w:tcPr/>
-          <w:p>
-            <w:pPr>
-              <w:pStyle w:val="Compact"/>
-            </w:pPr>
-            <w:r>
-              <w:t xml:space="preserve">rule_id</w:t>
+          <w:tcPr>
+            <w:tcW w:w="0" w:type="auto"/>
+          </w:tcPr>
+          <w:p>
+            <w:pPr>
+              <w:pStyle w:val="Compact"/>
+            </w:pPr>
+            <w:r>
+              <w:t>E-10</w:t>
+            </w:r>
+          </w:p>
+        </w:tc>
+        <w:tc>
+          <w:tcPr>
+            <w:tcW w:w="0" w:type="auto"/>
+          </w:tcPr>
+          <w:p>
+            <w:pPr>
+              <w:pStyle w:val="Compact"/>
+            </w:pPr>
+            <w:r>
+              <w:t>RoutingRule</w:t>
+            </w:r>
+          </w:p>
+        </w:tc>
+        <w:tc>
+          <w:tcPr>
+            <w:tcW w:w="0" w:type="auto"/>
+          </w:tcPr>
+          <w:p>
+            <w:pPr>
+              <w:pStyle w:val="Compact"/>
+            </w:pPr>
+            <w:r>
+              <w:t xml:space="preserve">type </w:t>
+            </w:r>
+            <w:r>
+              <w:t>정규식</w:t>
+            </w:r>
+            <w:r>
+              <w:t>·</w:t>
+            </w:r>
+            <w:r>
+              <w:t>공간</w:t>
+            </w:r>
+            <w:r>
+              <w:t xml:space="preserve"> </w:t>
+            </w:r>
+            <w:r>
+              <w:t>조건</w:t>
+            </w:r>
+            <w:r>
+              <w:t>·flow-tags</w:t>
+            </w:r>
+            <w:r>
+              <w:t>로</w:t>
+            </w:r>
+            <w:r>
+              <w:t xml:space="preserve"> </w:t>
+            </w:r>
+            <w:r>
+              <w:t>구독자</w:t>
+            </w:r>
+            <w:r>
+              <w:t xml:space="preserve"> </w:t>
+            </w:r>
+            <w:r>
+              <w:t>결정</w:t>
+            </w:r>
+          </w:p>
+        </w:tc>
+        <w:tc>
+          <w:tcPr>
+            <w:tcW w:w="0" w:type="auto"/>
+          </w:tcPr>
+          <w:p>
+            <w:pPr>
+              <w:pStyle w:val="Compact"/>
+            </w:pPr>
+            <w:r>
+              <w:t>rule_id</w:t>
             </w:r>
           </w:p>
         </w:tc>
@@ -652,121 +1370,262 @@
     </w:tbl>
     <w:p>
       <w:pPr>
-        <w:pStyle w:val="BodyText"/>
+        <w:pStyle w:val="a0"/>
       </w:pPr>
       <w:r>
         <w:rPr>
           <w:b/>
           <w:bCs/>
         </w:rPr>
-        <w:t xml:space="preserve">4. 정규화 규칙 3종 (ICD 연구개발 핵심)</w:t>
+        <w:t xml:space="preserve">4. </w:t>
+      </w:r>
+      <w:r>
+        <w:rPr>
+          <w:b/>
+          <w:bCs/>
+        </w:rPr>
+        <w:t>정규화</w:t>
+      </w:r>
+      <w:r>
+        <w:rPr>
+          <w:b/>
+          <w:bCs/>
+        </w:rPr>
+        <w:t xml:space="preserve"> </w:t>
+      </w:r>
+      <w:r>
+        <w:rPr>
+          <w:b/>
+          <w:bCs/>
+        </w:rPr>
+        <w:t>규칙</w:t>
+      </w:r>
+      <w:r>
+        <w:rPr>
+          <w:b/>
+          <w:bCs/>
+        </w:rPr>
+        <w:t xml:space="preserve"> 3</w:t>
+      </w:r>
+      <w:r>
+        <w:rPr>
+          <w:b/>
+          <w:bCs/>
+        </w:rPr>
+        <w:t>종</w:t>
+      </w:r>
+      <w:r>
+        <w:rPr>
+          <w:b/>
+          <w:bCs/>
+        </w:rPr>
+        <w:t xml:space="preserve"> (ICD </w:t>
+      </w:r>
+      <w:r>
+        <w:rPr>
+          <w:b/>
+          <w:bCs/>
+        </w:rPr>
+        <w:t>연구개발</w:t>
+      </w:r>
+      <w:r>
+        <w:rPr>
+          <w:b/>
+          <w:bCs/>
+        </w:rPr>
+        <w:t xml:space="preserve"> </w:t>
+      </w:r>
+      <w:r>
+        <w:rPr>
+          <w:b/>
+          <w:bCs/>
+        </w:rPr>
+        <w:t>핵심</w:t>
+      </w:r>
+      <w:r>
+        <w:rPr>
+          <w:b/>
+          <w:bCs/>
+        </w:rPr>
+        <w:t>)</w:t>
       </w:r>
     </w:p>
     <w:tbl>
       <w:tblPr>
         <w:tblStyle w:val="Table"/>
-        <w:tblW w:type="auto" w:w="0"/>
-        <w:tblLook w:firstRow="1" w:lastRow="0" w:firstColumn="0" w:lastColumn="0" w:noHBand="0" w:noVBand="0" w:val="0020"/>
+        <w:tblW w:w="0" w:type="auto"/>
+        <w:tblLook w:val="0020" w:firstRow="1" w:lastRow="0" w:firstColumn="0" w:lastColumn="0" w:noHBand="0" w:noVBand="0"/>
       </w:tblPr>
       <w:tblGrid>
-        <w:gridCol w:w="3960"/>
-        <w:gridCol w:w="3960"/>
+        <w:gridCol w:w="1581"/>
+        <w:gridCol w:w="5477"/>
       </w:tblGrid>
       <w:tr>
         <w:trPr>
-          <w:tblHeader w:val="on"/>
+          <w:cnfStyle w:val="100000000000" w:firstRow="1" w:lastRow="0" w:firstColumn="0" w:lastColumn="0" w:oddVBand="0" w:evenVBand="0" w:oddHBand="0" w:evenHBand="0" w:firstRowFirstColumn="0" w:firstRowLastColumn="0" w:lastRowFirstColumn="0" w:lastRowLastColumn="0"/>
+          <w:tblHeader/>
         </w:trPr>
         <w:tc>
-          <w:tcPr/>
-          <w:p>
-            <w:pPr>
-              <w:pStyle w:val="Compact"/>
-            </w:pPr>
-            <w:r>
-              <w:t xml:space="preserve">규칙</w:t>
-            </w:r>
-          </w:p>
-        </w:tc>
-        <w:tc>
-          <w:tcPr/>
-          <w:p>
-            <w:pPr>
-              <w:pStyle w:val="Compact"/>
-            </w:pPr>
-            <w:r>
-              <w:t xml:space="preserve">변환 내용</w:t>
+          <w:tcPr>
+            <w:tcW w:w="0" w:type="auto"/>
+          </w:tcPr>
+          <w:p>
+            <w:pPr>
+              <w:pStyle w:val="Compact"/>
+            </w:pPr>
+            <w:r>
+              <w:t>규칙</w:t>
+            </w:r>
+          </w:p>
+        </w:tc>
+        <w:tc>
+          <w:tcPr>
+            <w:tcW w:w="0" w:type="auto"/>
+          </w:tcPr>
+          <w:p>
+            <w:pPr>
+              <w:pStyle w:val="Compact"/>
+            </w:pPr>
+            <w:r>
+              <w:t>변환</w:t>
+            </w:r>
+            <w:r>
+              <w:t xml:space="preserve"> </w:t>
+            </w:r>
+            <w:r>
+              <w:t>내용</w:t>
             </w:r>
           </w:p>
         </w:tc>
       </w:tr>
       <w:tr>
         <w:tc>
-          <w:tcPr/>
-          <w:p>
-            <w:pPr>
-              <w:pStyle w:val="Compact"/>
-            </w:pPr>
-            <w:r>
-              <w:t xml:space="preserve">N-1 프레이밍</w:t>
-            </w:r>
-          </w:p>
-        </w:tc>
-        <w:tc>
-          <w:tcPr/>
-          <w:p>
-            <w:pPr>
-              <w:pStyle w:val="Compact"/>
-            </w:pPr>
-            <w:r>
-              <w:t xml:space="preserve">4바이트 길이 접두 + Protobuf ↔ CoT XML</w:t>
+          <w:tcPr>
+            <w:tcW w:w="0" w:type="auto"/>
+          </w:tcPr>
+          <w:p>
+            <w:pPr>
+              <w:pStyle w:val="Compact"/>
+            </w:pPr>
+            <w:r>
+              <w:t xml:space="preserve">N-1 </w:t>
+            </w:r>
+            <w:r>
+              <w:t>프레이밍</w:t>
+            </w:r>
+          </w:p>
+        </w:tc>
+        <w:tc>
+          <w:tcPr>
+            <w:tcW w:w="0" w:type="auto"/>
+          </w:tcPr>
+          <w:p>
+            <w:pPr>
+              <w:pStyle w:val="Compact"/>
+            </w:pPr>
+            <w:r>
+              <w:t>4</w:t>
+            </w:r>
+            <w:r>
+              <w:t>바이트</w:t>
+            </w:r>
+            <w:r>
+              <w:t xml:space="preserve"> </w:t>
+            </w:r>
+            <w:r>
+              <w:t>길이</w:t>
+            </w:r>
+            <w:r>
+              <w:t xml:space="preserve"> </w:t>
+            </w:r>
+            <w:r>
+              <w:t>접두</w:t>
+            </w:r>
+            <w:r>
+              <w:t xml:space="preserve"> + Protobuf ↔ CoT XML</w:t>
             </w:r>
           </w:p>
         </w:tc>
       </w:tr>
       <w:tr>
         <w:tc>
-          <w:tcPr/>
-          <w:p>
-            <w:pPr>
-              <w:pStyle w:val="Compact"/>
-            </w:pPr>
-            <w:r>
-              <w:t xml:space="preserve">N-2 좌표</w:t>
-            </w:r>
-          </w:p>
-        </w:tc>
-        <w:tc>
-          <w:tcPr/>
-          <w:p>
-            <w:pPr>
-              <w:pStyle w:val="Compact"/>
-            </w:pPr>
-            <w:r>
-              <w:t xml:space="preserve">SAPIENT 다중 좌표계 → WGS84·HAE</w:t>
+          <w:tcPr>
+            <w:tcW w:w="0" w:type="auto"/>
+          </w:tcPr>
+          <w:p>
+            <w:pPr>
+              <w:pStyle w:val="Compact"/>
+            </w:pPr>
+            <w:r>
+              <w:t xml:space="preserve">N-2 </w:t>
+            </w:r>
+            <w:r>
+              <w:t>좌표</w:t>
+            </w:r>
+          </w:p>
+        </w:tc>
+        <w:tc>
+          <w:tcPr>
+            <w:tcW w:w="0" w:type="auto"/>
+          </w:tcPr>
+          <w:p>
+            <w:pPr>
+              <w:pStyle w:val="Compact"/>
+            </w:pPr>
+            <w:r>
+              <w:t xml:space="preserve">SAPIENT </w:t>
+            </w:r>
+            <w:r>
+              <w:t>다중</w:t>
+            </w:r>
+            <w:r>
+              <w:t xml:space="preserve"> </w:t>
+            </w:r>
+            <w:r>
+              <w:t>좌표계</w:t>
+            </w:r>
+            <w:r>
+              <w:t xml:space="preserve"> → WGS84·HAE</w:t>
             </w:r>
           </w:p>
         </w:tc>
       </w:tr>
       <w:tr>
         <w:tc>
-          <w:tcPr/>
-          <w:p>
-            <w:pPr>
-              <w:pStyle w:val="Compact"/>
-            </w:pPr>
-            <w:r>
-              <w:t xml:space="preserve">N-3 식별자</w:t>
-            </w:r>
-          </w:p>
-        </w:tc>
-        <w:tc>
-          <w:tcPr/>
-          <w:p>
-            <w:pPr>
-              <w:pStyle w:val="Compact"/>
-            </w:pPr>
-            <w:r>
-              <w:t xml:space="preserve">UUID·ULID → CoT uid (원천 ID는</w:t>
+          <w:tcPr>
+            <w:tcW w:w="0" w:type="auto"/>
+          </w:tcPr>
+          <w:p>
+            <w:pPr>
+              <w:pStyle w:val="Compact"/>
+            </w:pPr>
+            <w:r>
+              <w:t xml:space="preserve">N-3 </w:t>
+            </w:r>
+            <w:r>
+              <w:t>식별자</w:t>
+            </w:r>
+          </w:p>
+        </w:tc>
+        <w:tc>
+          <w:tcPr>
+            <w:tcW w:w="0" w:type="auto"/>
+          </w:tcPr>
+          <w:p>
+            <w:pPr>
+              <w:pStyle w:val="Compact"/>
+            </w:pPr>
+            <w:r>
+              <w:t>UUID·ULID → CoT uid (</w:t>
+            </w:r>
+            <w:r>
+              <w:t>원천</w:t>
+            </w:r>
+            <w:r>
+              <w:t xml:space="preserve"> ID</w:t>
+            </w:r>
+            <w:r>
+              <w:t>는</w:t>
             </w:r>
             <w:r>
               <w:t xml:space="preserve"> </w:t>
@@ -775,10 +1634,19 @@
               <w:rPr>
                 <w:rStyle w:val="VerbatimChar"/>
               </w:rPr>
-              <w:t xml:space="preserve">_sapient_</w:t>
-            </w:r>
-            <w:r>
-              <w:t xml:space="preserve">에 보존)</w:t>
+              <w:t>_sapient_</w:t>
+            </w:r>
+            <w:r>
+              <w:t>에</w:t>
+            </w:r>
+            <w:r>
+              <w:t xml:space="preserve"> </w:t>
+            </w:r>
+            <w:r>
+              <w:t>보존</w:t>
+            </w:r>
+            <w:r>
+              <w:t>)</w:t>
             </w:r>
           </w:p>
         </w:tc>
@@ -786,40 +1654,106 @@
     </w:tbl>
     <w:p>
       <w:pPr>
-        <w:pStyle w:val="BodyText"/>
+        <w:pStyle w:val="a0"/>
       </w:pPr>
       <w:r>
         <w:rPr>
           <w:b/>
           <w:bCs/>
         </w:rPr>
-        <w:t xml:space="preserve">5. 대표 처리 흐름 (MSG-DET-001)</w:t>
+        <w:t xml:space="preserve">5. </w:t>
+      </w:r>
+      <w:r>
+        <w:rPr>
+          <w:b/>
+          <w:bCs/>
+        </w:rPr>
+        <w:t>대표</w:t>
+      </w:r>
+      <w:r>
+        <w:rPr>
+          <w:b/>
+          <w:bCs/>
+        </w:rPr>
+        <w:t xml:space="preserve"> </w:t>
+      </w:r>
+      <w:r>
+        <w:rPr>
+          <w:b/>
+          <w:bCs/>
+        </w:rPr>
+        <w:t>처리</w:t>
+      </w:r>
+      <w:r>
+        <w:rPr>
+          <w:b/>
+          <w:bCs/>
+        </w:rPr>
+        <w:t xml:space="preserve"> </w:t>
+      </w:r>
+      <w:r>
+        <w:rPr>
+          <w:b/>
+          <w:bCs/>
+        </w:rPr>
+        <w:t>흐름</w:t>
+      </w:r>
+      <w:r>
+        <w:rPr>
+          <w:b/>
+          <w:bCs/>
+        </w:rPr>
+        <w:t xml:space="preserve"> (MSG-DET-001)</w:t>
       </w:r>
     </w:p>
     <w:p>
       <w:pPr>
         <w:numPr>
           <w:ilvl w:val="0"/>
-          <w:numId w:val="1003"/>
+          <w:numId w:val="4"/>
         </w:numPr>
       </w:pPr>
       <w:r>
-        <w:t xml:space="preserve">센서 DetectionReport → 정규화(N-1·N-2·N-3) → CotEvent</w:t>
-      </w:r>
-      <w:r>
-        <w:t xml:space="preserve"> </w:t>
+        <w:t>센서</w:t>
+      </w:r>
+      <w:r>
+        <w:t xml:space="preserve"> DetectionReport → </w:t>
+      </w:r>
+      <w:r>
+        <w:t>정규화</w:t>
+      </w:r>
+      <w:r>
+        <w:t xml:space="preserve">(N-1·N-2·N-3) → CotEvent </w:t>
       </w:r>
       <w:r>
         <w:rPr>
           <w:rStyle w:val="VerbatimChar"/>
         </w:rPr>
-        <w:t xml:space="preserve">a-u-A</w:t>
-      </w:r>
-      <w:r>
-        <w:t xml:space="preserve"> </w:t>
-      </w:r>
-      <w:r>
-        <w:t xml:space="preserve">→ 라우팅 규칙 판정 → C2 판정</w:t>
+        <w:t>a-u-A</w:t>
+      </w:r>
+      <w:r>
+        <w:t xml:space="preserve"> → </w:t>
+      </w:r>
+      <w:r>
+        <w:t>라우팅</w:t>
+      </w:r>
+      <w:r>
+        <w:t xml:space="preserve"> </w:t>
+      </w:r>
+      <w:r>
+        <w:t>규칙</w:t>
+      </w:r>
+      <w:r>
+        <w:t xml:space="preserve"> </w:t>
+      </w:r>
+      <w:r>
+        <w:t>판정</w:t>
+      </w:r>
+      <w:r>
+        <w:t xml:space="preserve"> → C2 </w:t>
+      </w:r>
+      <w:r>
+        <w:t>판정</w:t>
       </w:r>
       <w:r>
         <w:t xml:space="preserve"> </w:t>
@@ -828,22 +1762,46 @@
         <w:rPr>
           <w:rStyle w:val="VerbatimChar"/>
         </w:rPr>
-        <w:t xml:space="preserve">a-h-A</w:t>
-      </w:r>
-      <w:r>
-        <w:t xml:space="preserve"> </w:t>
-      </w:r>
-      <w:r>
-        <w:t xml:space="preserve">→ 요격드론 Task(</w:t>
+        <w:t>a-h-A</w:t>
+      </w:r>
+      <w:r>
+        <w:t xml:space="preserve"> → </w:t>
+      </w:r>
+      <w:r>
+        <w:t>요격드론</w:t>
+      </w:r>
+      <w:r>
+        <w:t xml:space="preserve"> Task(</w:t>
       </w:r>
       <w:r>
         <w:rPr>
           <w:rStyle w:val="VerbatimChar"/>
         </w:rPr>
-        <w:t xml:space="preserve">t-</w:t>
-      </w:r>
-      <w:r>
-        <w:t xml:space="preserve">) 또는 연합 C2로 전달</w:t>
+        <w:t>t-</w:t>
+      </w:r>
+      <w:r>
+        <w:t xml:space="preserve">) </w:t>
+      </w:r>
+      <w:r>
+        <w:t>또는</w:t>
+      </w:r>
+      <w:r>
+        <w:t xml:space="preserve"> </w:t>
+      </w:r>
+      <w:r>
+        <w:t>연합</w:t>
+      </w:r>
+      <w:r>
+        <w:t xml:space="preserve"> C2</w:t>
+      </w:r>
+      <w:r>
+        <w:t>로</w:t>
+      </w:r>
+      <w:r>
+        <w:t xml:space="preserve"> </w:t>
+      </w:r>
+      <w:r>
+        <w:t>전달</w:t>
       </w:r>
     </w:p>
     <w:p>
@@ -855,58 +1813,129 @@
           <w:b/>
           <w:bCs/>
         </w:rPr>
-        <w:t xml:space="preserve">6. 향후 계획</w:t>
+        <w:t xml:space="preserve">6. </w:t>
+      </w:r>
+      <w:r>
+        <w:rPr>
+          <w:b/>
+          <w:bCs/>
+        </w:rPr>
+        <w:t>향후</w:t>
+      </w:r>
+      <w:r>
+        <w:rPr>
+          <w:b/>
+          <w:bCs/>
+        </w:rPr>
+        <w:t xml:space="preserve"> </w:t>
+      </w:r>
+      <w:r>
+        <w:rPr>
+          <w:b/>
+          <w:bCs/>
+        </w:rPr>
+        <w:t>계획</w:t>
       </w:r>
     </w:p>
     <w:p>
       <w:pPr>
         <w:numPr>
           <w:ilvl w:val="0"/>
-          <w:numId w:val="1004"/>
+          <w:numId w:val="5"/>
         </w:numPr>
       </w:pPr>
       <w:r>
-        <w:t xml:space="preserve">10/16 담당 항목 초안 제출 → ICWG 검토 → 1차년도 ICD v1.0 배포. 보안 계층은 차기 작업으로 정의함</w:t>
-      </w:r>
+        <w:t xml:space="preserve">10/16 </w:t>
+      </w:r>
+      <w:r>
+        <w:t>담당</w:t>
+      </w:r>
+      <w:r>
+        <w:t xml:space="preserve"> </w:t>
+      </w:r>
+      <w:r>
+        <w:t>항목</w:t>
+      </w:r>
+      <w:r>
+        <w:t xml:space="preserve"> </w:t>
+      </w:r>
+      <w:r>
+        <w:t>초안</w:t>
+      </w:r>
+      <w:r>
+        <w:t xml:space="preserve"> </w:t>
+      </w:r>
+      <w:r>
+        <w:t>제출</w:t>
+      </w:r>
+      <w:r>
+        <w:t xml:space="preserve"> → ICWG </w:t>
+      </w:r>
+      <w:r>
+        <w:t>검토</w:t>
+      </w:r>
+      <w:r>
+        <w:t xml:space="preserve"> → 1</w:t>
+      </w:r>
+      <w:r>
+        <w:t>차년도</w:t>
+      </w:r>
+      <w:r>
+        <w:t xml:space="preserve"> ICD v1.0 </w:t>
+      </w:r>
+      <w:r>
+        <w:t>배포</w:t>
+      </w:r>
+      <w:r>
+        <w:t xml:space="preserve">. </w:t>
+      </w:r>
+      <w:r>
+        <w:t>보안</w:t>
+      </w:r>
+      <w:r>
+        <w:t xml:space="preserve"> </w:t>
+      </w:r>
+      <w:r>
+        <w:t>계층은</w:t>
+      </w:r>
+      <w:r>
+        <w:t xml:space="preserve"> </w:t>
+      </w:r>
+      <w:r>
+        <w:t>차기</w:t>
+      </w:r>
+      <w:r>
+        <w:t xml:space="preserve"> </w:t>
+      </w:r>
+      <w:r>
+        <w:t>작업으로</w:t>
+      </w:r>
+      <w:r>
+        <w:t xml:space="preserve"> </w:t>
+      </w:r>
+      <w:r>
+        <w:t>정의함</w:t>
+      </w:r>
+      <w:bookmarkEnd w:id="0"/>
     </w:p>
-    <w:bookmarkEnd w:id="9"/>
     <w:sectPr>
       <w:footnotePr>
         <w:numRestart w:val="eachSect"/>
       </w:footnotePr>
+      <w:pgSz w:w="12240" w:h="15840"/>
+      <w:pgMar w:top="1701" w:right="1440" w:bottom="1440" w:left="1440" w:header="720" w:footer="720" w:gutter="0"/>
+      <w:cols w:space="720"/>
     </w:sectPr>
   </w:body>
 </w:document>
 </file>
 
-<file path=word/comments.xml><?xml version="1.0" encoding="utf-8"?>
-<w:comments xmlns:w="http://schemas.openxmlformats.org/wordprocessingml/2006/main" xmlns:m="http://schemas.openxmlformats.org/officeDocument/2006/math" xmlns:r="http://schemas.openxmlformats.org/officeDocument/2006/relationships" xmlns:o="urn:schemas-microsoft-com:office:office" xmlns:v="urn:schemas-microsoft-com:vml" xmlns:w10="urn:schemas-microsoft-com:office:word" xmlns:a="http://schemas.openxmlformats.org/drawingml/2006/main" xmlns:pic="http://schemas.openxmlformats.org/drawingml/2006/picture" xmlns:wp="http://schemas.openxmlformats.org/drawingml/2006/wordprocessingDrawing"/>
-</file>
-
-<file path=word/footnotes.xml><?xml version="1.0" encoding="utf-8"?>
-<w:footnotes xmlns:w="http://schemas.openxmlformats.org/wordprocessingml/2006/main" xmlns:m="http://schemas.openxmlformats.org/officeDocument/2006/math" xmlns:r="http://schemas.openxmlformats.org/officeDocument/2006/relationships" xmlns:o="urn:schemas-microsoft-com:office:office" xmlns:v="urn:schemas-microsoft-com:vml" xmlns:w10="urn:schemas-microsoft-com:office:word" xmlns:a="http://schemas.openxmlformats.org/drawingml/2006/main" xmlns:pic="http://schemas.openxmlformats.org/drawingml/2006/picture" xmlns:wp="http://schemas.openxmlformats.org/drawingml/2006/wordprocessingDrawing">
-  <w:footnote w:type="continuationSeparator" w:id="0">
-    <w:p>
-      <w:r>
-        <w:continuationSeparator/>
-      </w:r>
-    </w:p>
-  </w:footnote>
-  <w:footnote w:type="separator" w:id="-1">
-    <w:p>
-      <w:r>
-        <w:separator/>
-      </w:r>
-    </w:p>
-  </w:footnote>
-</w:footnotes>
-</file>
-
 <file path=word/numbering.xml><?xml version="1.0" encoding="utf-8"?>
-<w:numbering xmlns:w="http://schemas.openxmlformats.org/wordprocessingml/2006/main">
-  <w:abstractNum w:abstractNumId="990">
+<w:numbering xmlns:wpc="http://schemas.microsoft.com/office/word/2010/wordprocessingCanvas" xmlns:cx="http://schemas.microsoft.com/office/drawing/2014/chartex" xmlns:cx1="http://schemas.microsoft.com/office/drawing/2015/9/8/chartex" xmlns:cx2="http://schemas.microsoft.com/office/drawing/2015/10/21/chartex" xmlns:cx3="http://schemas.microsoft.com/office/drawing/2016/5/9/chartex" xmlns:cx4="http://schemas.microsoft.com/office/drawing/2016/5/10/chartex" xmlns:cx5="http://schemas.microsoft.com/office/drawing/2016/5/11/chartex" xmlns:cx6="http://schemas.microsoft.com/office/drawing/2016/5/12/chartex" xmlns:cx7="http://schemas.microsoft.com/office/drawing/2016/5/13/chartex" xmlns:cx8="http://schemas.microsoft.com/office/drawing/2016/5/14/chartex" xmlns:mc="http://schemas.openxmlformats.org/markup-compatibility/2006" xmlns:aink="http://schemas.microsoft.com/office/drawing/2016/ink" xmlns:am3d="http://schemas.microsoft.com/office/drawing/2017/model3d" xmlns:o="urn:schemas-microsoft-com:office:office" xmlns:r="http://schemas.openxmlformats.org/officeDocument/2006/relationships" xmlns:m="http://schemas.openxmlformats.org/officeDocument/2006/math" xmlns:v="urn:schemas-microsoft-com:vml" xmlns:wp14="http://schemas.microsoft.com/office/word/2010/wordprocessingDrawing" xmlns:wp="http://schemas.openxmlformats.org/drawingml/2006/wordprocessingDrawing" xmlns:w10="urn:schemas-microsoft-com:office:word" xmlns:w="http://schemas.openxmlformats.org/wordprocessingml/2006/main" xmlns:w14="http://schemas.microsoft.com/office/word/2010/wordml" xmlns:w15="http://schemas.microsoft.com/office/word/2012/wordml" xmlns:w16cex="http://schemas.microsoft.com/office/word/2018/wordml/cex" xmlns:w16cid="http://schemas.microsoft.com/office/word/2016/wordml/cid" xmlns:w16="http://schemas.microsoft.com/office/word/2018/wordml" xmlns:w16sdtdh="http://schemas.microsoft.com/office/word/2020/wordml/sdtdatahash" xmlns:w16se="http://schemas.microsoft.com/office/word/2015/wordml/symex" xmlns:wpg="http://schemas.microsoft.com/office/word/2010/wordprocessingGroup" xmlns:wpi="http://schemas.microsoft.com/office/word/2010/wordprocessingInk" xmlns:wne="http://schemas.microsoft.com/office/word/2006/wordml" xmlns:wps="http://schemas.microsoft.com/office/word/2010/wordprocessingShape" mc:Ignorable="w14 w15 w16se w16cid w16 w16cex w16sdtdh wp14">
+  <w:abstractNum w:abstractNumId="0" w15:restartNumberingAfterBreak="0">
     <w:nsid w:val="0000A990"/>
     <w:multiLevelType w:val="multilevel"/>
+    <w:tmpl w:val="71765A12"/>
     <w:lvl w:ilvl="0">
       <w:numFmt w:val="bullet"/>
       <w:lvlText w:val=" "/>
@@ -980,9 +2009,10 @@
       </w:pPr>
     </w:lvl>
   </w:abstractNum>
-  <w:abstractNum w:abstractNumId="991">
+  <w:abstractNum w:abstractNumId="1" w15:restartNumberingAfterBreak="0">
     <w:nsid w:val="0000A991"/>
     <w:multiLevelType w:val="multilevel"/>
+    <w:tmpl w:val="F75AFEC0"/>
     <w:lvl w:ilvl="0">
       <w:numFmt w:val="bullet"/>
       <w:lvlText w:val=""/>
@@ -1083,33 +2113,33 @@
       </w:rPr>
     </w:lvl>
   </w:abstractNum>
-  <w:num w:numId="1000">
-    <w:abstractNumId w:val="990"/>
+  <w:num w:numId="1">
+    <w:abstractNumId w:val="0"/>
   </w:num>
-  <w:num w:numId="1001">
-    <w:abstractNumId w:val="991"/>
+  <w:num w:numId="2">
+    <w:abstractNumId w:val="1"/>
   </w:num>
-  <w:num w:numId="1002">
-    <w:abstractNumId w:val="991"/>
+  <w:num w:numId="3">
+    <w:abstractNumId w:val="1"/>
   </w:num>
-  <w:num w:numId="1003">
-    <w:abstractNumId w:val="991"/>
+  <w:num w:numId="4">
+    <w:abstractNumId w:val="1"/>
   </w:num>
-  <w:num w:numId="1004">
-    <w:abstractNumId w:val="991"/>
+  <w:num w:numId="5">
+    <w:abstractNumId w:val="1"/>
   </w:num>
 </w:numbering>
 </file>
 
 <file path=word/styles.xml><?xml version="1.0" encoding="utf-8"?>
-<w:styles xmlns:r="http://schemas.openxmlformats.org/officeDocument/2006/relationships" xmlns:w="http://schemas.openxmlformats.org/wordprocessingml/2006/main">
+<w:styles xmlns:mc="http://schemas.openxmlformats.org/markup-compatibility/2006" xmlns:r="http://schemas.openxmlformats.org/officeDocument/2006/relationships" xmlns:w="http://schemas.openxmlformats.org/wordprocessingml/2006/main" xmlns:w14="http://schemas.microsoft.com/office/word/2010/wordml" xmlns:w15="http://schemas.microsoft.com/office/word/2012/wordml" xmlns:w16cex="http://schemas.microsoft.com/office/word/2018/wordml/cex" xmlns:w16cid="http://schemas.microsoft.com/office/word/2016/wordml/cid" xmlns:w16="http://schemas.microsoft.com/office/word/2018/wordml" xmlns:w16sdtdh="http://schemas.microsoft.com/office/word/2020/wordml/sdtdatahash" xmlns:w16se="http://schemas.microsoft.com/office/word/2015/wordml/symex" mc:Ignorable="w14 w15 w16se w16cid w16 w16cex w16sdtdh">
   <w:docDefaults>
     <w:rPrDefault>
       <w:rPr>
-        <w:rFonts w:asciiTheme="minorHAnsi" w:cstheme="minorBidi" w:eastAsiaTheme="minorEastAsia" w:hAnsiTheme="minorHAnsi"/>
+        <w:rFonts w:asciiTheme="minorHAnsi" w:eastAsiaTheme="minorEastAsia" w:hAnsiTheme="minorHAnsi" w:cstheme="minorBidi"/>
         <w:sz w:val="24"/>
         <w:szCs w:val="24"/>
-        <w:lang w:bidi="ar-SA" w:eastAsia="zh-CN" w:val="en-US"/>
+        <w:lang w:val="en-US" w:eastAsia="zh-CN" w:bidi="ar-SA"/>
       </w:rPr>
     </w:rPrDefault>
     <w:pPrDefault>
@@ -1118,193 +2148,367 @@
       </w:pPr>
     </w:pPrDefault>
   </w:docDefaults>
-  <w:latentStyles w:count="276" w:defLockedState="0" w:defQFormat="0" w:defSemiHidden="0" w:defUIPriority="0" w:defUnhideWhenUsed="0"/>
-  <w:style w:default="1" w:styleId="Normal" w:type="paragraph">
+  <w:latentStyles w:defLockedState="0" w:defUIPriority="0" w:defSemiHidden="0" w:defUnhideWhenUsed="0" w:defQFormat="0" w:count="376">
+    <w:lsdException w:name="heading 5" w:semiHidden="1" w:unhideWhenUsed="1"/>
+    <w:lsdException w:name="index 2" w:semiHidden="1" w:unhideWhenUsed="1"/>
+    <w:lsdException w:name="index 3" w:semiHidden="1" w:unhideWhenUsed="1"/>
+    <w:lsdException w:name="index 4" w:semiHidden="1" w:unhideWhenUsed="1"/>
+    <w:lsdException w:name="index 5" w:semiHidden="1" w:unhideWhenUsed="1"/>
+    <w:lsdException w:name="index 6" w:semiHidden="1" w:unhideWhenUsed="1"/>
+    <w:lsdException w:name="index 7" w:semiHidden="1" w:unhideWhenUsed="1"/>
+    <w:lsdException w:name="index 8" w:semiHidden="1" w:unhideWhenUsed="1"/>
+    <w:lsdException w:name="index 9" w:semiHidden="1" w:unhideWhenUsed="1"/>
+    <w:lsdException w:name="toc 1" w:semiHidden="1" w:unhideWhenUsed="1"/>
+    <w:lsdException w:name="toc 2" w:semiHidden="1" w:unhideWhenUsed="1"/>
+    <w:lsdException w:name="toc 3" w:semiHidden="1" w:unhideWhenUsed="1"/>
+    <w:lsdException w:name="toc 4" w:semiHidden="1" w:unhideWhenUsed="1"/>
+    <w:lsdException w:name="toc 5" w:semiHidden="1" w:unhideWhenUsed="1"/>
+    <w:lsdException w:name="toc 6" w:semiHidden="1" w:unhideWhenUsed="1"/>
+    <w:lsdException w:name="toc 7" w:semiHidden="1" w:unhideWhenUsed="1"/>
+    <w:lsdException w:name="toc 8" w:semiHidden="1" w:unhideWhenUsed="1"/>
+    <w:lsdException w:name="toc 9" w:semiHidden="1" w:unhideWhenUsed="1"/>
+    <w:lsdException w:name="Normal Indent" w:semiHidden="1" w:unhideWhenUsed="1"/>
+    <w:lsdException w:name="footnote text" w:semiHidden="1" w:unhideWhenUsed="1"/>
+    <w:lsdException w:name="annotation text" w:semiHidden="1" w:unhideWhenUsed="1"/>
+    <w:lsdException w:name="header" w:semiHidden="1" w:unhideWhenUsed="1"/>
+    <w:lsdException w:name="footer" w:semiHidden="1" w:unhideWhenUsed="1"/>
+    <w:lsdException w:name="index heading" w:semiHidden="1" w:unhideWhenUsed="1"/>
+    <w:lsdException w:name="caption" w:semiHidden="1" w:unhideWhenUsed="1"/>
+    <w:lsdException w:name="table of figures" w:semiHidden="1" w:unhideWhenUsed="1"/>
+    <w:lsdException w:name="envelope address" w:semiHidden="1" w:unhideWhenUsed="1"/>
+    <w:lsdException w:name="envelope return" w:semiHidden="1" w:unhideWhenUsed="1"/>
+    <w:lsdException w:name="footnote reference" w:semiHidden="1" w:unhideWhenUsed="1"/>
+    <w:lsdException w:name="annotation reference" w:semiHidden="1" w:unhideWhenUsed="1"/>
+    <w:lsdException w:name="line number" w:semiHidden="1" w:unhideWhenUsed="1"/>
+    <w:lsdException w:name="page number" w:semiHidden="1" w:unhideWhenUsed="1"/>
+    <w:lsdException w:name="endnote reference" w:semiHidden="1" w:unhideWhenUsed="1"/>
+    <w:lsdException w:name="endnote text" w:semiHidden="1" w:unhideWhenUsed="1"/>
+    <w:lsdException w:name="table of authorities" w:semiHidden="1" w:unhideWhenUsed="1"/>
+    <w:lsdException w:name="macro" w:semiHidden="1" w:unhideWhenUsed="1"/>
+    <w:lsdException w:name="toa heading" w:semiHidden="1" w:unhideWhenUsed="1"/>
+    <w:lsdException w:name="List" w:semiHidden="1" w:unhideWhenUsed="1"/>
+    <w:lsdException w:name="List Bullet" w:semiHidden="1" w:unhideWhenUsed="1"/>
+    <w:lsdException w:name="List Number" w:semiHidden="1" w:unhideWhenUsed="1"/>
+    <w:lsdException w:name="List 2" w:semiHidden="1" w:unhideWhenUsed="1"/>
+    <w:lsdException w:name="List 3" w:semiHidden="1" w:unhideWhenUsed="1"/>
+    <w:lsdException w:name="List 4" w:semiHidden="1" w:unhideWhenUsed="1"/>
+    <w:lsdException w:name="List Bullet 2" w:semiHidden="1" w:unhideWhenUsed="1"/>
+    <w:lsdException w:name="List Bullet 3" w:semiHidden="1" w:unhideWhenUsed="1"/>
+    <w:lsdException w:name="List Number 2" w:semiHidden="1" w:unhideWhenUsed="1"/>
+    <w:lsdException w:name="List Number 3" w:semiHidden="1" w:unhideWhenUsed="1"/>
+    <w:lsdException w:name="List Number 4" w:semiHidden="1" w:unhideWhenUsed="1"/>
+    <w:lsdException w:name="List Number 5" w:semiHidden="1" w:unhideWhenUsed="1"/>
+    <w:lsdException w:name="Closing" w:semiHidden="1" w:unhideWhenUsed="1"/>
+    <w:lsdException w:name="Signature" w:semiHidden="1" w:unhideWhenUsed="1"/>
+    <w:lsdException w:name="Default Paragraph Font" w:semiHidden="1" w:unhideWhenUsed="1"/>
+    <w:lsdException w:name="Body Text" w:semiHidden="1" w:unhideWhenUsed="1"/>
+    <w:lsdException w:name="Body Text Indent" w:semiHidden="1" w:unhideWhenUsed="1"/>
+    <w:lsdException w:name="List Continue" w:semiHidden="1" w:unhideWhenUsed="1"/>
+    <w:lsdException w:name="List Continue 2" w:semiHidden="1" w:unhideWhenUsed="1"/>
+    <w:lsdException w:name="List Continue 3" w:semiHidden="1" w:unhideWhenUsed="1"/>
+    <w:lsdException w:name="List Continue 4" w:semiHidden="1" w:unhideWhenUsed="1"/>
+    <w:lsdException w:name="List Continue 5" w:semiHidden="1" w:unhideWhenUsed="1"/>
+    <w:lsdException w:name="Message Header" w:semiHidden="1" w:unhideWhenUsed="1"/>
+    <w:lsdException w:name="Salutation" w:semiHidden="1" w:unhideWhenUsed="1"/>
+    <w:lsdException w:name="Date" w:semiHidden="1" w:unhideWhenUsed="1"/>
+    <w:lsdException w:name="Body Text First Indent" w:semiHidden="1" w:unhideWhenUsed="1"/>
+    <w:lsdException w:name="Body Text Indent 2" w:semiHidden="1" w:unhideWhenUsed="1"/>
+    <w:lsdException w:name="Body Text Indent 3" w:semiHidden="1" w:unhideWhenUsed="1"/>
+    <w:lsdException w:name="Block Text" w:semiHidden="1" w:unhideWhenUsed="1"/>
+    <w:lsdException w:name="Hyperlink" w:semiHidden="1" w:unhideWhenUsed="1"/>
+    <w:lsdException w:name="FollowedHyperlink" w:semiHidden="1" w:unhideWhenUsed="1"/>
+    <w:lsdException w:name="Document Map" w:semiHidden="1" w:unhideWhenUsed="1"/>
+    <w:lsdException w:name="Plain Text" w:semiHidden="1" w:unhideWhenUsed="1"/>
+    <w:lsdException w:name="E-mail Signature" w:semiHidden="1" w:unhideWhenUsed="1"/>
+    <w:lsdException w:name="HTML Top of Form" w:semiHidden="1" w:unhideWhenUsed="1"/>
+    <w:lsdException w:name="HTML Bottom of Form" w:semiHidden="1" w:unhideWhenUsed="1"/>
+    <w:lsdException w:name="Normal (Web)" w:semiHidden="1" w:unhideWhenUsed="1"/>
+    <w:lsdException w:name="HTML Acronym" w:semiHidden="1" w:unhideWhenUsed="1"/>
+    <w:lsdException w:name="HTML Address" w:semiHidden="1" w:unhideWhenUsed="1"/>
+    <w:lsdException w:name="HTML Cite" w:semiHidden="1" w:unhideWhenUsed="1"/>
+    <w:lsdException w:name="HTML Code" w:semiHidden="1" w:unhideWhenUsed="1"/>
+    <w:lsdException w:name="HTML Definition" w:semiHidden="1" w:unhideWhenUsed="1"/>
+    <w:lsdException w:name="HTML Keyboard" w:semiHidden="1" w:unhideWhenUsed="1"/>
+    <w:lsdException w:name="HTML Preformatted" w:semiHidden="1" w:unhideWhenUsed="1"/>
+    <w:lsdException w:name="HTML Sample" w:semiHidden="1" w:unhideWhenUsed="1"/>
+    <w:lsdException w:name="HTML Typewriter" w:semiHidden="1" w:unhideWhenUsed="1"/>
+    <w:lsdException w:name="HTML Variable" w:semiHidden="1" w:unhideWhenUsed="1"/>
+    <w:lsdException w:name="Normal Table" w:semiHidden="1" w:unhideWhenUsed="1"/>
+    <w:lsdException w:name="annotation subject" w:semiHidden="1" w:unhideWhenUsed="1"/>
+    <w:lsdException w:name="No List" w:semiHidden="1" w:unhideWhenUsed="1"/>
+    <w:lsdException w:name="Outline List 1" w:semiHidden="1" w:unhideWhenUsed="1"/>
+    <w:lsdException w:name="Outline List 2" w:semiHidden="1" w:unhideWhenUsed="1"/>
+    <w:lsdException w:name="Outline List 3" w:semiHidden="1" w:unhideWhenUsed="1"/>
+    <w:lsdException w:name="Table Simple 1" w:semiHidden="1" w:unhideWhenUsed="1"/>
+    <w:lsdException w:name="Table Simple 2" w:semiHidden="1" w:unhideWhenUsed="1"/>
+    <w:lsdException w:name="Table Simple 3" w:semiHidden="1" w:unhideWhenUsed="1"/>
+    <w:lsdException w:name="Table Classic 1" w:semiHidden="1" w:unhideWhenUsed="1"/>
+    <w:lsdException w:name="Table Classic 2" w:semiHidden="1" w:unhideWhenUsed="1"/>
+    <w:lsdException w:name="Table Classic 3" w:semiHidden="1" w:unhideWhenUsed="1"/>
+    <w:lsdException w:name="Table Classic 4" w:semiHidden="1" w:unhideWhenUsed="1"/>
+    <w:lsdException w:name="Table Colorful 1" w:semiHidden="1" w:unhideWhenUsed="1"/>
+    <w:lsdException w:name="Table Colorful 2" w:semiHidden="1" w:unhideWhenUsed="1"/>
+    <w:lsdException w:name="Table Colorful 3" w:semiHidden="1" w:unhideWhenUsed="1"/>
+    <w:lsdException w:name="Table Columns 1" w:semiHidden="1" w:unhideWhenUsed="1"/>
+    <w:lsdException w:name="Table Columns 2" w:semiHidden="1" w:unhideWhenUsed="1"/>
+    <w:lsdException w:name="Table Columns 3" w:semiHidden="1" w:unhideWhenUsed="1"/>
+    <w:lsdException w:name="Table Columns 4" w:semiHidden="1" w:unhideWhenUsed="1"/>
+    <w:lsdException w:name="Table Columns 5" w:semiHidden="1" w:unhideWhenUsed="1"/>
+    <w:lsdException w:name="Table Grid 1" w:semiHidden="1" w:unhideWhenUsed="1"/>
+    <w:lsdException w:name="Table Grid 2" w:semiHidden="1" w:unhideWhenUsed="1"/>
+    <w:lsdException w:name="Table Grid 3" w:semiHidden="1" w:unhideWhenUsed="1"/>
+    <w:lsdException w:name="Table Grid 4" w:semiHidden="1" w:unhideWhenUsed="1"/>
+    <w:lsdException w:name="Table Grid 5" w:semiHidden="1" w:unhideWhenUsed="1"/>
+    <w:lsdException w:name="Table Grid 6" w:semiHidden="1" w:unhideWhenUsed="1"/>
+    <w:lsdException w:name="Table Grid 7" w:semiHidden="1" w:unhideWhenUsed="1"/>
+    <w:lsdException w:name="Table Grid 8" w:semiHidden="1" w:unhideWhenUsed="1"/>
+    <w:lsdException w:name="Table List 1" w:semiHidden="1" w:unhideWhenUsed="1"/>
+    <w:lsdException w:name="Table List 2" w:semiHidden="1" w:unhideWhenUsed="1"/>
+    <w:lsdException w:name="Table List 3" w:semiHidden="1" w:unhideWhenUsed="1"/>
+    <w:lsdException w:name="Table List 4" w:semiHidden="1" w:unhideWhenUsed="1"/>
+    <w:lsdException w:name="Table List 5" w:semiHidden="1" w:unhideWhenUsed="1"/>
+    <w:lsdException w:name="Table List 6" w:semiHidden="1" w:unhideWhenUsed="1"/>
+    <w:lsdException w:name="Table List 7" w:semiHidden="1" w:unhideWhenUsed="1"/>
+    <w:lsdException w:name="Table List 8" w:semiHidden="1" w:unhideWhenUsed="1"/>
+    <w:lsdException w:name="Table 3D effects 1" w:semiHidden="1" w:unhideWhenUsed="1"/>
+    <w:lsdException w:name="Table 3D effects 2" w:semiHidden="1" w:unhideWhenUsed="1"/>
+    <w:lsdException w:name="Table 3D effects 3" w:semiHidden="1" w:unhideWhenUsed="1"/>
+    <w:lsdException w:name="Table Contemporary" w:semiHidden="1" w:unhideWhenUsed="1"/>
+    <w:lsdException w:name="Table Elegant" w:semiHidden="1" w:unhideWhenUsed="1"/>
+    <w:lsdException w:name="Table Professional" w:semiHidden="1" w:unhideWhenUsed="1"/>
+    <w:lsdException w:name="Table Subtle 1" w:semiHidden="1" w:unhideWhenUsed="1"/>
+    <w:lsdException w:name="Table Subtle 2" w:semiHidden="1" w:unhideWhenUsed="1"/>
+    <w:lsdException w:name="Table Web 1" w:semiHidden="1" w:unhideWhenUsed="1"/>
+    <w:lsdException w:name="Table Web 2" w:semiHidden="1" w:unhideWhenUsed="1"/>
+    <w:lsdException w:name="Table Web 3" w:semiHidden="1" w:unhideWhenUsed="1"/>
+    <w:lsdException w:name="Balloon Text" w:semiHidden="1" w:unhideWhenUsed="1"/>
+    <w:lsdException w:name="Table Theme" w:semiHidden="1" w:unhideWhenUsed="1"/>
+    <w:lsdException w:name="Placeholder Text" w:semiHidden="1"/>
+    <w:lsdException w:name="Light Shading"/>
+    <w:lsdException w:name="Light List"/>
+    <w:lsdException w:name="Medium Grid 3"/>
+    <w:lsdException w:name="Dark List"/>
+    <w:lsdException w:name="Colorful Shading"/>
+    <w:lsdException w:name="Colorful List"/>
+    <w:lsdException w:name="Colorful Grid"/>
+    <w:lsdException w:name="Light Shading Accent 1"/>
+    <w:lsdException w:name="Light List Accent 1"/>
+    <w:lsdException w:name="Light Grid Accent 1"/>
+    <w:lsdException w:name="Medium Shading 1 Accent 1"/>
+    <w:lsdException w:name="Medium Shading 2 Accent 1"/>
+    <w:lsdException w:name="Medium List 1 Accent 1"/>
+    <w:lsdException w:name="Revision" w:semiHidden="1"/>
+    <w:lsdException w:name="Medium List 2 Accent 1"/>
+    <w:lsdException w:name="Medium Grid 1 Accent 1"/>
+    <w:lsdException w:name="Medium Grid 2 Accent 1"/>
+    <w:lsdException w:name="Medium Grid 3 Accent 1"/>
+    <w:lsdException w:name="Dark List Accent 1"/>
+    <w:lsdException w:name="Colorful Shading Accent 1"/>
+    <w:lsdException w:name="Colorful List Accent 1"/>
+    <w:lsdException w:name="Colorful Grid Accent 1"/>
+    <w:lsdException w:name="Light Shading Accent 2"/>
+    <w:lsdException w:name="Light List Accent 2"/>
+    <w:lsdException w:name="Light Grid Accent 2"/>
+    <w:lsdException w:name="Medium Shading 1 Accent 2"/>
+    <w:lsdException w:name="Medium Shading 2 Accent 2"/>
+    <w:lsdException w:name="Medium List 1 Accent 2"/>
+    <w:lsdException w:name="Medium List 2 Accent 2"/>
+    <w:lsdException w:name="Medium Grid 1 Accent 2"/>
+    <w:lsdException w:name="Medium Grid 2 Accent 2"/>
+    <w:lsdException w:name="Medium Grid 3 Accent 2"/>
+    <w:lsdException w:name="Dark List Accent 2"/>
+    <w:lsdException w:name="Colorful Shading Accent 2"/>
+    <w:lsdException w:name="Colorful List Accent 2"/>
+    <w:lsdException w:name="Colorful Grid Accent 2"/>
+    <w:lsdException w:name="Light Shading Accent 3"/>
+    <w:lsdException w:name="Light List Accent 3"/>
+    <w:lsdException w:name="Light Grid Accent 3"/>
+    <w:lsdException w:name="Medium Shading 1 Accent 3"/>
+    <w:lsdException w:name="Medium Shading 2 Accent 3"/>
+    <w:lsdException w:name="Medium List 1 Accent 3"/>
+    <w:lsdException w:name="Medium List 2 Accent 3"/>
+    <w:lsdException w:name="Medium Grid 1 Accent 3"/>
+    <w:lsdException w:name="Medium Grid 2 Accent 3"/>
+    <w:lsdException w:name="Medium Grid 3 Accent 3"/>
+    <w:lsdException w:name="Dark List Accent 3"/>
+    <w:lsdException w:name="Colorful Shading Accent 3"/>
+    <w:lsdException w:name="Colorful List Accent 3"/>
+    <w:lsdException w:name="Colorful Grid Accent 3"/>
+    <w:lsdException w:name="Light Shading Accent 4"/>
+    <w:lsdException w:name="Light List Accent 4"/>
+    <w:lsdException w:name="Light Grid Accent 4"/>
+    <w:lsdException w:name="Medium Shading 1 Accent 4"/>
+    <w:lsdException w:name="Medium Shading 2 Accent 4"/>
+    <w:lsdException w:name="Medium List 1 Accent 4"/>
+    <w:lsdException w:name="Medium List 2 Accent 4"/>
+    <w:lsdException w:name="Medium Grid 1 Accent 4"/>
+    <w:lsdException w:name="Medium Grid 2 Accent 4"/>
+    <w:lsdException w:name="Medium Grid 3 Accent 4"/>
+    <w:lsdException w:name="Dark List Accent 4"/>
+    <w:lsdException w:name="Colorful Shading Accent 4"/>
+    <w:lsdException w:name="Colorful List Accent 4"/>
+    <w:lsdException w:name="Colorful Grid Accent 4"/>
+    <w:lsdException w:name="Light Shading Accent 5"/>
+    <w:lsdException w:name="Light List Accent 5"/>
+    <w:lsdException w:name="Light Grid Accent 5"/>
+    <w:lsdException w:name="Medium Shading 1 Accent 5"/>
+    <w:lsdException w:name="Medium Shading 2 Accent 5"/>
+    <w:lsdException w:name="Medium List 1 Accent 5"/>
+    <w:lsdException w:name="Medium List 2 Accent 5"/>
+    <w:lsdException w:name="Medium Grid 1 Accent 5"/>
+    <w:lsdException w:name="Medium Grid 2 Accent 5"/>
+    <w:lsdException w:name="Medium Grid 3 Accent 5"/>
+    <w:lsdException w:name="Dark List Accent 5"/>
+    <w:lsdException w:name="Colorful Shading Accent 5"/>
+    <w:lsdException w:name="Colorful List Accent 5"/>
+    <w:lsdException w:name="Colorful Grid Accent 5"/>
+    <w:lsdException w:name="Light Shading Accent 6"/>
+    <w:lsdException w:name="Light List Accent 6"/>
+    <w:lsdException w:name="Light Grid Accent 6"/>
+    <w:lsdException w:name="Medium Shading 1 Accent 6"/>
+    <w:lsdException w:name="Medium Shading 2 Accent 6"/>
+    <w:lsdException w:name="Medium List 1 Accent 6"/>
+    <w:lsdException w:name="Medium List 2 Accent 6"/>
+    <w:lsdException w:name="Medium Grid 1 Accent 6"/>
+    <w:lsdException w:name="Medium Grid 2 Accent 6"/>
+    <w:lsdException w:name="Medium Grid 3 Accent 6"/>
+    <w:lsdException w:name="Dark List Accent 6"/>
+    <w:lsdException w:name="Colorful Shading Accent 6"/>
+    <w:lsdException w:name="Colorful List Accent 6"/>
+    <w:lsdException w:name="Colorful Grid Accent 6"/>
+    <w:lsdException w:name="Bibliography" w:semiHidden="1" w:unhideWhenUsed="1"/>
+    <w:lsdException w:name="TOC Heading" w:semiHidden="1" w:unhideWhenUsed="1"/>
+    <w:lsdException w:name="Grid Table 4" w:uiPriority="49"/>
+    <w:lsdException w:name="Grid Table 5 Dark" w:uiPriority="50"/>
+    <w:lsdException w:name="Grid Table 6 Colorful" w:uiPriority="51"/>
+    <w:lsdException w:name="Grid Table 7 Colorful" w:uiPriority="52"/>
+    <w:lsdException w:name="Grid Table 1 Light Accent 1" w:uiPriority="46"/>
+    <w:lsdException w:name="Grid Table 2 Accent 1" w:uiPriority="47"/>
+    <w:lsdException w:name="Grid Table 3 Accent 1" w:uiPriority="48"/>
+    <w:lsdException w:name="Grid Table 4 Accent 1" w:uiPriority="49"/>
+    <w:lsdException w:name="Grid Table 5 Dark Accent 1" w:uiPriority="50"/>
+    <w:lsdException w:name="Grid Table 6 Colorful Accent 1" w:uiPriority="51"/>
+    <w:lsdException w:name="Grid Table 7 Colorful Accent 1" w:uiPriority="52"/>
+    <w:lsdException w:name="Grid Table 1 Light Accent 2" w:uiPriority="46"/>
+    <w:lsdException w:name="Grid Table 2 Accent 2" w:uiPriority="47"/>
+    <w:lsdException w:name="Grid Table 3 Accent 2" w:uiPriority="48"/>
+    <w:lsdException w:name="Grid Table 4 Accent 2" w:uiPriority="49"/>
+    <w:lsdException w:name="Grid Table 5 Dark Accent 2" w:uiPriority="50"/>
+    <w:lsdException w:name="Grid Table 6 Colorful Accent 2" w:uiPriority="51"/>
+    <w:lsdException w:name="Grid Table 7 Colorful Accent 2" w:uiPriority="52"/>
+    <w:lsdException w:name="Grid Table 1 Light Accent 3" w:uiPriority="46"/>
+    <w:lsdException w:name="Grid Table 2 Accent 3" w:uiPriority="47"/>
+    <w:lsdException w:name="Grid Table 3 Accent 3" w:uiPriority="48"/>
+    <w:lsdException w:name="Grid Table 4 Accent 3" w:uiPriority="49"/>
+    <w:lsdException w:name="Grid Table 5 Dark Accent 3" w:uiPriority="50"/>
+    <w:lsdException w:name="Grid Table 6 Colorful Accent 3" w:uiPriority="51"/>
+    <w:lsdException w:name="Grid Table 7 Colorful Accent 3" w:uiPriority="52"/>
+    <w:lsdException w:name="Grid Table 1 Light Accent 4" w:uiPriority="46"/>
+    <w:lsdException w:name="Grid Table 2 Accent 4" w:uiPriority="47"/>
+    <w:lsdException w:name="Grid Table 3 Accent 4" w:uiPriority="48"/>
+    <w:lsdException w:name="Grid Table 4 Accent 4" w:uiPriority="49"/>
+    <w:lsdException w:name="Grid Table 5 Dark Accent 4" w:uiPriority="50"/>
+    <w:lsdException w:name="Grid Table 6 Colorful Accent 4" w:uiPriority="51"/>
+    <w:lsdException w:name="Grid Table 7 Colorful Accent 4" w:uiPriority="52"/>
+    <w:lsdException w:name="Grid Table 1 Light Accent 5" w:uiPriority="46"/>
+    <w:lsdException w:name="Grid Table 2 Accent 5" w:uiPriority="47"/>
+    <w:lsdException w:name="Grid Table 3 Accent 5" w:uiPriority="48"/>
+    <w:lsdException w:name="Grid Table 4 Accent 5" w:uiPriority="49"/>
+    <w:lsdException w:name="Grid Table 5 Dark Accent 5" w:uiPriority="50"/>
+    <w:lsdException w:name="Grid Table 6 Colorful Accent 5" w:uiPriority="51"/>
+    <w:lsdException w:name="Grid Table 7 Colorful Accent 5" w:uiPriority="52"/>
+    <w:lsdException w:name="Grid Table 1 Light Accent 6" w:uiPriority="46"/>
+    <w:lsdException w:name="Grid Table 2 Accent 6" w:uiPriority="47"/>
+    <w:lsdException w:name="Grid Table 3 Accent 6" w:uiPriority="48"/>
+    <w:lsdException w:name="Grid Table 4 Accent 6" w:uiPriority="49"/>
+    <w:lsdException w:name="Grid Table 5 Dark Accent 6" w:uiPriority="50"/>
+    <w:lsdException w:name="Grid Table 6 Colorful Accent 6" w:uiPriority="51"/>
+    <w:lsdException w:name="Grid Table 7 Colorful Accent 6" w:uiPriority="52"/>
+    <w:lsdException w:name="List Table 1 Light" w:uiPriority="46"/>
+    <w:lsdException w:name="List Table 2" w:uiPriority="47"/>
+    <w:lsdException w:name="List Table 3" w:uiPriority="48"/>
+    <w:lsdException w:name="List Table 4" w:uiPriority="49"/>
+    <w:lsdException w:name="List Table 5 Dark" w:uiPriority="50"/>
+    <w:lsdException w:name="List Table 6 Colorful" w:uiPriority="51"/>
+    <w:lsdException w:name="List Table 7 Colorful" w:uiPriority="52"/>
+    <w:lsdException w:name="List Table 1 Light Accent 1" w:uiPriority="46"/>
+    <w:lsdException w:name="List Table 2 Accent 1" w:uiPriority="47"/>
+    <w:lsdException w:name="List Table 3 Accent 1" w:uiPriority="48"/>
+    <w:lsdException w:name="List Table 4 Accent 1" w:uiPriority="49"/>
+    <w:lsdException w:name="List Table 5 Dark Accent 1" w:uiPriority="50"/>
+    <w:lsdException w:name="List Table 6 Colorful Accent 1" w:uiPriority="51"/>
+    <w:lsdException w:name="List Table 7 Colorful Accent 1" w:uiPriority="52"/>
+    <w:lsdException w:name="List Table 1 Light Accent 2" w:uiPriority="46"/>
+    <w:lsdException w:name="List Table 2 Accent 2" w:uiPriority="47"/>
+    <w:lsdException w:name="List Table 3 Accent 2" w:uiPriority="48"/>
+    <w:lsdException w:name="List Table 4 Accent 2" w:uiPriority="49"/>
+    <w:lsdException w:name="List Table 5 Dark Accent 2" w:uiPriority="50"/>
+    <w:lsdException w:name="List Table 6 Colorful Accent 2" w:uiPriority="51"/>
+    <w:lsdException w:name="List Table 7 Colorful Accent 2" w:uiPriority="52"/>
+    <w:lsdException w:name="List Table 1 Light Accent 3" w:uiPriority="46"/>
+    <w:lsdException w:name="List Table 2 Accent 3" w:uiPriority="47"/>
+    <w:lsdException w:name="List Table 3 Accent 3" w:uiPriority="48"/>
+    <w:lsdException w:name="List Table 4 Accent 3" w:uiPriority="49"/>
+    <w:lsdException w:name="List Table 5 Dark Accent 3" w:uiPriority="50"/>
+    <w:lsdException w:name="List Table 6 Colorful Accent 3" w:uiPriority="51"/>
+    <w:lsdException w:name="List Table 7 Colorful Accent 3" w:uiPriority="52"/>
+    <w:lsdException w:name="List Table 1 Light Accent 4" w:uiPriority="46"/>
+    <w:lsdException w:name="List Table 2 Accent 4" w:uiPriority="47"/>
+    <w:lsdException w:name="List Table 3 Accent 4" w:uiPriority="48"/>
+    <w:lsdException w:name="List Table 4 Accent 4" w:uiPriority="49"/>
+    <w:lsdException w:name="List Table 5 Dark Accent 4" w:uiPriority="50"/>
+    <w:lsdException w:name="List Table 6 Colorful Accent 4" w:uiPriority="51"/>
+    <w:lsdException w:name="List Table 7 Colorful Accent 4" w:uiPriority="52"/>
+    <w:lsdException w:name="List Table 1 Light Accent 5" w:uiPriority="46"/>
+    <w:lsdException w:name="List Table 2 Accent 5" w:uiPriority="47"/>
+    <w:lsdException w:name="List Table 3 Accent 5" w:uiPriority="48"/>
+    <w:lsdException w:name="List Table 4 Accent 5" w:uiPriority="49"/>
+    <w:lsdException w:name="List Table 5 Dark Accent 5" w:uiPriority="50"/>
+    <w:lsdException w:name="List Table 6 Colorful Accent 5" w:uiPriority="51"/>
+    <w:lsdException w:name="List Table 7 Colorful Accent 5" w:uiPriority="52"/>
+    <w:lsdException w:name="List Table 1 Light Accent 6" w:uiPriority="46"/>
+    <w:lsdException w:name="List Table 2 Accent 6" w:uiPriority="47"/>
+    <w:lsdException w:name="List Table 3 Accent 6" w:uiPriority="48"/>
+    <w:lsdException w:name="List Table 4 Accent 6" w:uiPriority="49"/>
+    <w:lsdException w:name="List Table 5 Dark Accent 6" w:uiPriority="50"/>
+    <w:lsdException w:name="List Table 6 Colorful Accent 6" w:uiPriority="51"/>
+    <w:lsdException w:name="List Table 7 Colorful Accent 6" w:uiPriority="52"/>
+    <w:lsdException w:name="Mention" w:semiHidden="1" w:uiPriority="99" w:unhideWhenUsed="1"/>
+    <w:lsdException w:name="Smart Hyperlink" w:semiHidden="1" w:uiPriority="99" w:unhideWhenUsed="1"/>
+    <w:lsdException w:name="Hashtag" w:semiHidden="1" w:uiPriority="99" w:unhideWhenUsed="1"/>
+    <w:lsdException w:name="Unresolved Mention" w:semiHidden="1" w:uiPriority="99" w:unhideWhenUsed="1"/>
+    <w:lsdException w:name="Smart Link" w:semiHidden="1" w:uiPriority="99" w:unhideWhenUsed="1"/>
+  </w:latentStyles>
+  <w:style w:type="paragraph" w:default="1" w:styleId="a">
     <w:name w:val="Normal"/>
     <w:qFormat/>
   </w:style>
-  <w:style w:styleId="BodyText" w:type="paragraph">
-    <w:name w:val="Body Text"/>
-    <w:basedOn w:val="Normal"/>
-    <w:link w:val="BodyTextChar"/>
-    <w:qFormat/>
-    <w:pPr>
-      <w:spacing w:after="180" w:before="180"/>
-    </w:pPr>
-  </w:style>
-  <w:style w:customStyle="1" w:styleId="FirstParagraph" w:type="paragraph">
-    <w:name w:val="First Paragraph"/>
-    <w:basedOn w:val="BodyText"/>
-    <w:next w:val="BodyText"/>
-    <w:qFormat/>
-  </w:style>
-  <w:style w:customStyle="1" w:styleId="Compact" w:type="paragraph">
-    <w:name w:val="Compact"/>
-    <w:basedOn w:val="BodyText"/>
-    <w:qFormat/>
-    <w:pPr>
-      <w:spacing w:after="36" w:before="36"/>
-    </w:pPr>
-  </w:style>
-  <w:style w:styleId="Title" w:type="paragraph">
-    <w:name w:val="Title"/>
-    <w:basedOn w:val="Normal"/>
-    <w:next w:val="BodyText"/>
-    <w:link w:val="TitleChar"/>
-    <w:uiPriority w:val="10"/>
-    <w:qFormat/>
-    <w:rsid w:val="00A10FD9"/>
-    <w:pPr>
-      <w:spacing w:after="80" w:line="240" w:lineRule="auto"/>
-      <w:contextualSpacing/>
-      <w:jc w:val="center"/>
-    </w:pPr>
-    <w:rPr>
-      <w:rFonts w:asciiTheme="majorHAnsi" w:cstheme="majorBidi" w:eastAsiaTheme="majorEastAsia" w:hAnsiTheme="majorHAnsi"/>
-      <w:sz w:val="56"/>
-      <w:szCs w:val="56"/>
-    </w:rPr>
-  </w:style>
-  <w:style w:customStyle="1" w:styleId="TitleChar" w:type="character">
-    <w:name w:val="Title Char"/>
-    <w:basedOn w:val="DefaultParagraphFont"/>
-    <w:link w:val="Title"/>
-    <w:uiPriority w:val="10"/>
-    <w:rsid w:val="00A10FD9"/>
-    <w:rPr>
-      <w:rFonts w:asciiTheme="majorHAnsi" w:cstheme="majorBidi" w:eastAsiaTheme="majorEastAsia" w:hAnsiTheme="majorHAnsi"/>
-      <w:sz w:val="56"/>
-      <w:szCs w:val="56"/>
-    </w:rPr>
-  </w:style>
-  <w:style w:styleId="Subtitle" w:type="paragraph">
-    <w:name w:val="Subtitle"/>
-    <w:basedOn w:val="Title"/>
-    <w:next w:val="BodyText"/>
-    <w:link w:val="SubtitleChar"/>
-    <w:uiPriority w:val="11"/>
-    <w:qFormat/>
-    <w:rsid w:val="00A10FD9"/>
-    <w:pPr>
-      <w:numPr>
-        <w:ilvl w:val="1"/>
-      </w:numPr>
-    </w:pPr>
-    <w:rPr>
-      <w:rFonts w:cstheme="majorBidi" w:eastAsiaTheme="majorEastAsia"/>
-      <w:spacing w:val="15"/>
-      <w:sz w:val="28"/>
-      <w:szCs w:val="28"/>
-    </w:rPr>
-  </w:style>
-  <w:style w:customStyle="1" w:styleId="SubtitleChar" w:type="character">
-    <w:name w:val="Subtitle Char"/>
-    <w:basedOn w:val="DefaultParagraphFont"/>
-    <w:link w:val="Subtitle"/>
-    <w:uiPriority w:val="11"/>
-    <w:rsid w:val="00A10FD9"/>
-    <w:rPr>
-      <w:rFonts w:cstheme="majorBidi" w:eastAsiaTheme="majorEastAsia"/>
-      <w:color w:themeColor="text1" w:themeTint="A6" w:val="595959"/>
-      <w:spacing w:val="15"/>
-      <w:sz w:val="28"/>
-      <w:szCs w:val="28"/>
-    </w:rPr>
-  </w:style>
-  <w:style w:customStyle="1" w:styleId="Author" w:type="paragraph">
-    <w:name w:val="Author"/>
-    <w:basedOn w:val="Title"/>
-    <w:next w:val="BodyText"/>
-    <w:qFormat/>
-    <w:pPr>
-      <w:keepNext/>
-      <w:keepLines/>
-    </w:pPr>
-    <w:rPr>
-      <w:sz w:val="24"/>
-      <w:szCs w:val="24"/>
-    </w:rPr>
-  </w:style>
-  <w:style w:styleId="Date" w:type="paragraph">
-    <w:name w:val="Date"/>
-    <w:basedOn w:val="Title"/>
-    <w:next w:val="BodyText"/>
-    <w:qFormat/>
-    <w:pPr>
-      <w:keepNext/>
-      <w:keepLines/>
-    </w:pPr>
-    <w:rPr>
-      <w:sz w:val="24"/>
-      <w:szCs w:val="24"/>
-    </w:rPr>
-  </w:style>
-  <w:style w:customStyle="1" w:styleId="AbstractTitle" w:type="paragraph">
-    <w:name w:val="Abstract Title"/>
-    <w:basedOn w:val="Normal"/>
-    <w:next w:val="Abstract"/>
-    <w:qFormat/>
-    <w:pPr>
-      <w:keepNext/>
-      <w:keepLines/>
-      <w:spacing w:after="0" w:before="300"/>
-      <w:jc w:val="center"/>
-    </w:pPr>
-    <w:rPr>
-      <w:b/>
-      <w:sz w:val="20"/>
-      <w:szCs w:val="20"/>
-    </w:rPr>
-  </w:style>
-  <w:style w:customStyle="1" w:styleId="Abstract" w:type="paragraph">
-    <w:name w:val="Abstract"/>
-    <w:basedOn w:val="Normal"/>
-    <w:next w:val="BodyText"/>
-    <w:qFormat/>
-    <w:pPr>
-      <w:keepNext/>
-      <w:keepLines/>
-      <w:spacing w:after="300" w:before="100"/>
-    </w:pPr>
-    <w:rPr>
-      <w:sz w:val="20"/>
-      <w:szCs w:val="20"/>
-    </w:rPr>
-  </w:style>
-  <w:style w:styleId="Bibliography" w:type="paragraph">
-    <w:name w:val="Bibliography"/>
-    <w:basedOn w:val="Normal"/>
-    <w:next w:val="Bibliography"/>
-    <w:qFormat/>
-    <w:pPr/>
-    <w:rPr/>
-  </w:style>
-  <w:style w:styleId="Heading1" w:type="paragraph">
+  <w:style w:type="paragraph" w:styleId="1">
     <w:name w:val="heading 1"/>
-    <w:basedOn w:val="Normal"/>
-    <w:next w:val="BodyText"/>
-    <w:link w:val="Heading1Char"/>
+    <w:basedOn w:val="a"/>
+    <w:next w:val="a0"/>
+    <w:link w:val="1Char"/>
     <w:uiPriority w:val="9"/>
     <w:qFormat/>
     <w:rsid w:val="00A10FD9"/>
     <w:pPr>
       <w:keepNext/>
       <w:keepLines/>
-      <w:spacing w:after="80" w:before="360"/>
+      <w:spacing w:before="360" w:after="80"/>
       <w:outlineLvl w:val="0"/>
     </w:pPr>
     <w:rPr>
-      <w:rFonts w:asciiTheme="majorHAnsi" w:cstheme="majorBidi" w:eastAsiaTheme="majorEastAsia" w:hAnsiTheme="majorHAnsi"/>
-      <w:color w:themeColor="accent1" w:themeShade="BF" w:val="0F4761"/>
+      <w:rFonts w:asciiTheme="majorHAnsi" w:eastAsiaTheme="majorEastAsia" w:hAnsiTheme="majorHAnsi" w:cstheme="majorBidi"/>
+      <w:color w:val="0F4761" w:themeColor="accent1" w:themeShade="BF"/>
       <w:sz w:val="40"/>
       <w:szCs w:val="40"/>
     </w:rPr>
   </w:style>
-  <w:style w:styleId="Heading2" w:type="paragraph">
+  <w:style w:type="paragraph" w:styleId="2">
     <w:name w:val="heading 2"/>
-    <w:basedOn w:val="Normal"/>
-    <w:next w:val="BodyText"/>
-    <w:link w:val="Heading2Char"/>
+    <w:basedOn w:val="a"/>
+    <w:next w:val="a0"/>
+    <w:link w:val="2Char"/>
     <w:uiPriority w:val="9"/>
     <w:semiHidden/>
     <w:unhideWhenUsed/>
@@ -1313,21 +2517,21 @@
     <w:pPr>
       <w:keepNext/>
       <w:keepLines/>
-      <w:spacing w:after="80" w:before="160"/>
+      <w:spacing w:before="160" w:after="80"/>
       <w:outlineLvl w:val="1"/>
     </w:pPr>
     <w:rPr>
-      <w:rFonts w:asciiTheme="majorHAnsi" w:cstheme="majorBidi" w:eastAsiaTheme="majorEastAsia" w:hAnsiTheme="majorHAnsi"/>
-      <w:color w:themeColor="accent1" w:themeShade="BF" w:val="0F4761"/>
+      <w:rFonts w:asciiTheme="majorHAnsi" w:eastAsiaTheme="majorEastAsia" w:hAnsiTheme="majorHAnsi" w:cstheme="majorBidi"/>
+      <w:color w:val="0F4761" w:themeColor="accent1" w:themeShade="BF"/>
       <w:sz w:val="32"/>
       <w:szCs w:val="32"/>
     </w:rPr>
   </w:style>
-  <w:style w:styleId="Heading3" w:type="paragraph">
+  <w:style w:type="paragraph" w:styleId="3">
     <w:name w:val="heading 3"/>
-    <w:basedOn w:val="Normal"/>
-    <w:next w:val="BodyText"/>
-    <w:link w:val="Heading3Char"/>
+    <w:basedOn w:val="a"/>
+    <w:next w:val="a0"/>
+    <w:link w:val="3Char"/>
     <w:uiPriority w:val="9"/>
     <w:semiHidden/>
     <w:unhideWhenUsed/>
@@ -1336,21 +2540,21 @@
     <w:pPr>
       <w:keepNext/>
       <w:keepLines/>
-      <w:spacing w:after="80" w:before="160"/>
+      <w:spacing w:before="160" w:after="80"/>
       <w:outlineLvl w:val="2"/>
     </w:pPr>
     <w:rPr>
-      <w:rFonts w:cstheme="majorBidi" w:eastAsiaTheme="majorEastAsia"/>
-      <w:color w:themeColor="accent1" w:themeShade="BF" w:val="0F4761"/>
+      <w:rFonts w:eastAsiaTheme="majorEastAsia" w:cstheme="majorBidi"/>
+      <w:color w:val="0F4761" w:themeColor="accent1" w:themeShade="BF"/>
       <w:sz w:val="28"/>
       <w:szCs w:val="28"/>
     </w:rPr>
   </w:style>
-  <w:style w:styleId="Heading4" w:type="paragraph">
+  <w:style w:type="paragraph" w:styleId="4">
     <w:name w:val="heading 4"/>
-    <w:basedOn w:val="Normal"/>
-    <w:next w:val="BodyText"/>
-    <w:link w:val="Heading4Char"/>
+    <w:basedOn w:val="a"/>
+    <w:next w:val="a0"/>
+    <w:link w:val="4Char"/>
     <w:uiPriority w:val="9"/>
     <w:semiHidden/>
     <w:unhideWhenUsed/>
@@ -1359,21 +2563,21 @@
     <w:pPr>
       <w:keepNext/>
       <w:keepLines/>
-      <w:spacing w:after="40" w:before="80"/>
+      <w:spacing w:before="80" w:after="40"/>
       <w:outlineLvl w:val="3"/>
     </w:pPr>
     <w:rPr>
-      <w:rFonts w:cstheme="majorBidi" w:eastAsiaTheme="majorEastAsia"/>
+      <w:rFonts w:eastAsiaTheme="majorEastAsia" w:cstheme="majorBidi"/>
       <w:i/>
       <w:iCs/>
-      <w:color w:themeColor="accent1" w:themeShade="BF" w:val="0F4761"/>
-    </w:rPr>
-  </w:style>
-  <w:style w:styleId="Heading5" w:type="paragraph">
+      <w:color w:val="0F4761" w:themeColor="accent1" w:themeShade="BF"/>
+    </w:rPr>
+  </w:style>
+  <w:style w:type="paragraph" w:styleId="5">
     <w:name w:val="heading 5"/>
-    <w:basedOn w:val="Normal"/>
-    <w:next w:val="BodyText"/>
-    <w:link w:val="Heading5Char"/>
+    <w:basedOn w:val="a"/>
+    <w:next w:val="a0"/>
+    <w:link w:val="5Char"/>
     <w:uiPriority w:val="9"/>
     <w:semiHidden/>
     <w:unhideWhenUsed/>
@@ -1382,19 +2586,19 @@
     <w:pPr>
       <w:keepNext/>
       <w:keepLines/>
-      <w:spacing w:after="40" w:before="80"/>
+      <w:spacing w:before="80" w:after="40"/>
       <w:outlineLvl w:val="4"/>
     </w:pPr>
     <w:rPr>
-      <w:rFonts w:cstheme="majorBidi" w:eastAsiaTheme="majorEastAsia"/>
-      <w:color w:themeColor="accent1" w:themeShade="BF" w:val="0F4761"/>
-    </w:rPr>
-  </w:style>
-  <w:style w:styleId="Heading6" w:type="paragraph">
+      <w:rFonts w:eastAsiaTheme="majorEastAsia" w:cstheme="majorBidi"/>
+      <w:color w:val="0F4761" w:themeColor="accent1" w:themeShade="BF"/>
+    </w:rPr>
+  </w:style>
+  <w:style w:type="paragraph" w:styleId="6">
     <w:name w:val="heading 6"/>
-    <w:basedOn w:val="Normal"/>
-    <w:next w:val="BodyText"/>
-    <w:link w:val="Heading6Char"/>
+    <w:basedOn w:val="a"/>
+    <w:next w:val="a0"/>
+    <w:link w:val="6Char"/>
     <w:uiPriority w:val="9"/>
     <w:semiHidden/>
     <w:unhideWhenUsed/>
@@ -1403,21 +2607,21 @@
     <w:pPr>
       <w:keepNext/>
       <w:keepLines/>
-      <w:spacing w:after="0" w:before="40"/>
+      <w:spacing w:before="40" w:after="0"/>
       <w:outlineLvl w:val="5"/>
     </w:pPr>
     <w:rPr>
-      <w:rFonts w:cstheme="majorBidi" w:eastAsiaTheme="majorEastAsia"/>
+      <w:rFonts w:eastAsiaTheme="majorEastAsia" w:cstheme="majorBidi"/>
       <w:i/>
       <w:iCs/>
-      <w:color w:themeColor="text1" w:themeTint="A6" w:val="595959"/>
-    </w:rPr>
-  </w:style>
-  <w:style w:styleId="Heading7" w:type="paragraph">
+      <w:color w:val="595959" w:themeColor="text1" w:themeTint="A6"/>
+    </w:rPr>
+  </w:style>
+  <w:style w:type="paragraph" w:styleId="7">
     <w:name w:val="heading 7"/>
-    <w:basedOn w:val="Normal"/>
-    <w:next w:val="BodyText"/>
-    <w:link w:val="Heading7Char"/>
+    <w:basedOn w:val="a"/>
+    <w:next w:val="a0"/>
+    <w:link w:val="7Char"/>
     <w:uiPriority w:val="9"/>
     <w:semiHidden/>
     <w:unhideWhenUsed/>
@@ -1426,19 +2630,19 @@
     <w:pPr>
       <w:keepNext/>
       <w:keepLines/>
-      <w:spacing w:after="0" w:before="40"/>
+      <w:spacing w:before="40" w:after="0"/>
       <w:outlineLvl w:val="6"/>
     </w:pPr>
     <w:rPr>
-      <w:rFonts w:cstheme="majorBidi" w:eastAsiaTheme="majorEastAsia"/>
-      <w:color w:themeColor="text1" w:themeTint="A6" w:val="595959"/>
-    </w:rPr>
-  </w:style>
-  <w:style w:styleId="Heading8" w:type="paragraph">
+      <w:rFonts w:eastAsiaTheme="majorEastAsia" w:cstheme="majorBidi"/>
+      <w:color w:val="595959" w:themeColor="text1" w:themeTint="A6"/>
+    </w:rPr>
+  </w:style>
+  <w:style w:type="paragraph" w:styleId="8">
     <w:name w:val="heading 8"/>
-    <w:basedOn w:val="Normal"/>
-    <w:next w:val="BodyText"/>
-    <w:link w:val="Heading8Char"/>
+    <w:basedOn w:val="a"/>
+    <w:next w:val="a0"/>
+    <w:link w:val="8Char"/>
     <w:uiPriority w:val="9"/>
     <w:semiHidden/>
     <w:unhideWhenUsed/>
@@ -1451,17 +2655,17 @@
       <w:outlineLvl w:val="7"/>
     </w:pPr>
     <w:rPr>
-      <w:rFonts w:cstheme="majorBidi" w:eastAsiaTheme="majorEastAsia"/>
+      <w:rFonts w:eastAsiaTheme="majorEastAsia" w:cstheme="majorBidi"/>
       <w:i/>
       <w:iCs/>
-      <w:color w:themeColor="text1" w:themeTint="D8" w:val="272727"/>
-    </w:rPr>
-  </w:style>
-  <w:style w:styleId="Heading9" w:type="paragraph">
+      <w:color w:val="272727" w:themeColor="text1" w:themeTint="D8"/>
+    </w:rPr>
+  </w:style>
+  <w:style w:type="paragraph" w:styleId="9">
     <w:name w:val="heading 9"/>
-    <w:basedOn w:val="Normal"/>
-    <w:next w:val="BodyText"/>
-    <w:link w:val="Heading9Char"/>
+    <w:basedOn w:val="a"/>
+    <w:next w:val="a0"/>
+    <w:link w:val="9Char"/>
     <w:uiPriority w:val="9"/>
     <w:semiHidden/>
     <w:unhideWhenUsed/>
@@ -1474,193 +2678,365 @@
       <w:outlineLvl w:val="8"/>
     </w:pPr>
     <w:rPr>
-      <w:rFonts w:cstheme="majorBidi" w:eastAsiaTheme="majorEastAsia"/>
-      <w:color w:themeColor="text1" w:themeTint="D8" w:val="272727"/>
-    </w:rPr>
-  </w:style>
-  <w:style w:customStyle="1" w:styleId="Heading1Char" w:type="character">
-    <w:name w:val="Heading 1 Char"/>
-    <w:basedOn w:val="DefaultParagraphFont"/>
-    <w:link w:val="Heading1"/>
+      <w:rFonts w:eastAsiaTheme="majorEastAsia" w:cstheme="majorBidi"/>
+      <w:color w:val="272727" w:themeColor="text1" w:themeTint="D8"/>
+    </w:rPr>
+  </w:style>
+  <w:style w:type="character" w:default="1" w:styleId="a1">
+    <w:name w:val="Default Paragraph Font"/>
+    <w:uiPriority w:val="1"/>
+    <w:semiHidden/>
+    <w:unhideWhenUsed/>
+  </w:style>
+  <w:style w:type="table" w:default="1" w:styleId="a2">
+    <w:name w:val="Normal Table"/>
+    <w:uiPriority w:val="99"/>
+    <w:semiHidden/>
+    <w:unhideWhenUsed/>
+    <w:tblPr>
+      <w:tblInd w:w="0" w:type="dxa"/>
+      <w:tblCellMar>
+        <w:top w:w="0" w:type="dxa"/>
+        <w:left w:w="108" w:type="dxa"/>
+        <w:bottom w:w="0" w:type="dxa"/>
+        <w:right w:w="108" w:type="dxa"/>
+      </w:tblCellMar>
+    </w:tblPr>
+  </w:style>
+  <w:style w:type="numbering" w:default="1" w:styleId="a3">
+    <w:name w:val="No List"/>
+    <w:uiPriority w:val="99"/>
+    <w:semiHidden/>
+    <w:unhideWhenUsed/>
+  </w:style>
+  <w:style w:type="paragraph" w:styleId="a0">
+    <w:name w:val="Body Text"/>
+    <w:basedOn w:val="a"/>
+    <w:qFormat/>
+    <w:pPr>
+      <w:spacing w:before="180" w:after="180"/>
+    </w:pPr>
+  </w:style>
+  <w:style w:type="paragraph" w:customStyle="1" w:styleId="FirstParagraph">
+    <w:name w:val="First Paragraph"/>
+    <w:basedOn w:val="a0"/>
+    <w:next w:val="a0"/>
+    <w:qFormat/>
+  </w:style>
+  <w:style w:type="paragraph" w:customStyle="1" w:styleId="Compact">
+    <w:name w:val="Compact"/>
+    <w:basedOn w:val="a0"/>
+    <w:qFormat/>
+    <w:pPr>
+      <w:spacing w:before="36" w:after="36"/>
+    </w:pPr>
+  </w:style>
+  <w:style w:type="paragraph" w:styleId="a4">
+    <w:name w:val="Title"/>
+    <w:basedOn w:val="a"/>
+    <w:next w:val="a0"/>
+    <w:link w:val="Char"/>
+    <w:uiPriority w:val="10"/>
+    <w:qFormat/>
+    <w:rsid w:val="00A10FD9"/>
+    <w:pPr>
+      <w:spacing w:after="80"/>
+      <w:contextualSpacing/>
+      <w:jc w:val="center"/>
+    </w:pPr>
+    <w:rPr>
+      <w:rFonts w:asciiTheme="majorHAnsi" w:eastAsiaTheme="majorEastAsia" w:hAnsiTheme="majorHAnsi" w:cstheme="majorBidi"/>
+      <w:sz w:val="56"/>
+      <w:szCs w:val="56"/>
+    </w:rPr>
+  </w:style>
+  <w:style w:type="character" w:customStyle="1" w:styleId="Char">
+    <w:name w:val="제목 Char"/>
+    <w:basedOn w:val="a1"/>
+    <w:link w:val="a4"/>
+    <w:uiPriority w:val="10"/>
+    <w:rsid w:val="00A10FD9"/>
+    <w:rPr>
+      <w:rFonts w:asciiTheme="majorHAnsi" w:eastAsiaTheme="majorEastAsia" w:hAnsiTheme="majorHAnsi" w:cstheme="majorBidi"/>
+      <w:sz w:val="56"/>
+      <w:szCs w:val="56"/>
+    </w:rPr>
+  </w:style>
+  <w:style w:type="paragraph" w:styleId="a5">
+    <w:name w:val="Subtitle"/>
+    <w:basedOn w:val="a4"/>
+    <w:next w:val="a0"/>
+    <w:link w:val="Char0"/>
+    <w:uiPriority w:val="11"/>
+    <w:qFormat/>
+    <w:rsid w:val="00A10FD9"/>
+    <w:pPr>
+      <w:numPr>
+        <w:ilvl w:val="1"/>
+      </w:numPr>
+    </w:pPr>
+    <w:rPr>
+      <w:spacing w:val="15"/>
+      <w:sz w:val="28"/>
+      <w:szCs w:val="28"/>
+    </w:rPr>
+  </w:style>
+  <w:style w:type="character" w:customStyle="1" w:styleId="Char0">
+    <w:name w:val="부제 Char"/>
+    <w:basedOn w:val="a1"/>
+    <w:link w:val="a5"/>
+    <w:uiPriority w:val="11"/>
+    <w:rsid w:val="00A10FD9"/>
+    <w:rPr>
+      <w:rFonts w:eastAsiaTheme="majorEastAsia" w:cstheme="majorBidi"/>
+      <w:color w:val="595959" w:themeColor="text1" w:themeTint="A6"/>
+      <w:spacing w:val="15"/>
+      <w:sz w:val="28"/>
+      <w:szCs w:val="28"/>
+    </w:rPr>
+  </w:style>
+  <w:style w:type="paragraph" w:customStyle="1" w:styleId="Author">
+    <w:name w:val="Author"/>
+    <w:basedOn w:val="a4"/>
+    <w:next w:val="a0"/>
+    <w:qFormat/>
+    <w:pPr>
+      <w:keepNext/>
+      <w:keepLines/>
+    </w:pPr>
+    <w:rPr>
+      <w:sz w:val="24"/>
+      <w:szCs w:val="24"/>
+    </w:rPr>
+  </w:style>
+  <w:style w:type="paragraph" w:styleId="a6">
+    <w:name w:val="Date"/>
+    <w:basedOn w:val="a4"/>
+    <w:next w:val="a0"/>
+    <w:qFormat/>
+    <w:pPr>
+      <w:keepNext/>
+      <w:keepLines/>
+    </w:pPr>
+    <w:rPr>
+      <w:sz w:val="24"/>
+      <w:szCs w:val="24"/>
+    </w:rPr>
+  </w:style>
+  <w:style w:type="paragraph" w:customStyle="1" w:styleId="AbstractTitle">
+    <w:name w:val="Abstract Title"/>
+    <w:basedOn w:val="a"/>
+    <w:next w:val="Abstract"/>
+    <w:qFormat/>
+    <w:pPr>
+      <w:keepNext/>
+      <w:keepLines/>
+      <w:spacing w:before="300" w:after="0"/>
+      <w:jc w:val="center"/>
+    </w:pPr>
+    <w:rPr>
+      <w:b/>
+      <w:sz w:val="20"/>
+      <w:szCs w:val="20"/>
+    </w:rPr>
+  </w:style>
+  <w:style w:type="paragraph" w:customStyle="1" w:styleId="Abstract">
+    <w:name w:val="Abstract"/>
+    <w:basedOn w:val="a"/>
+    <w:next w:val="a0"/>
+    <w:qFormat/>
+    <w:pPr>
+      <w:keepNext/>
+      <w:keepLines/>
+      <w:spacing w:before="100" w:after="300"/>
+    </w:pPr>
+    <w:rPr>
+      <w:sz w:val="20"/>
+      <w:szCs w:val="20"/>
+    </w:rPr>
+  </w:style>
+  <w:style w:type="paragraph" w:styleId="a7">
+    <w:name w:val="Bibliography"/>
+    <w:basedOn w:val="a"/>
+    <w:qFormat/>
+  </w:style>
+  <w:style w:type="character" w:customStyle="1" w:styleId="1Char">
+    <w:name w:val="제목 1 Char"/>
+    <w:basedOn w:val="a1"/>
+    <w:link w:val="1"/>
     <w:uiPriority w:val="9"/>
     <w:rsid w:val="00A10FD9"/>
     <w:rPr>
-      <w:rFonts w:asciiTheme="majorHAnsi" w:cstheme="majorBidi" w:eastAsiaTheme="majorEastAsia" w:hAnsiTheme="majorHAnsi"/>
-      <w:color w:themeColor="accent1" w:themeShade="BF" w:val="0F4761"/>
+      <w:rFonts w:asciiTheme="majorHAnsi" w:eastAsiaTheme="majorEastAsia" w:hAnsiTheme="majorHAnsi" w:cstheme="majorBidi"/>
+      <w:color w:val="0F4761" w:themeColor="accent1" w:themeShade="BF"/>
       <w:sz w:val="40"/>
       <w:szCs w:val="40"/>
     </w:rPr>
   </w:style>
-  <w:style w:customStyle="1" w:styleId="Heading2Char" w:type="character">
-    <w:name w:val="Heading 2 Char"/>
-    <w:basedOn w:val="DefaultParagraphFont"/>
-    <w:link w:val="Heading2"/>
+  <w:style w:type="character" w:customStyle="1" w:styleId="2Char">
+    <w:name w:val="제목 2 Char"/>
+    <w:basedOn w:val="a1"/>
+    <w:link w:val="2"/>
     <w:uiPriority w:val="9"/>
     <w:semiHidden/>
     <w:rsid w:val="00A10FD9"/>
     <w:rPr>
-      <w:rFonts w:asciiTheme="majorHAnsi" w:cstheme="majorBidi" w:eastAsiaTheme="majorEastAsia" w:hAnsiTheme="majorHAnsi"/>
-      <w:color w:themeColor="accent1" w:themeShade="BF" w:val="0F4761"/>
+      <w:rFonts w:asciiTheme="majorHAnsi" w:eastAsiaTheme="majorEastAsia" w:hAnsiTheme="majorHAnsi" w:cstheme="majorBidi"/>
+      <w:color w:val="0F4761" w:themeColor="accent1" w:themeShade="BF"/>
       <w:sz w:val="32"/>
       <w:szCs w:val="32"/>
     </w:rPr>
   </w:style>
-  <w:style w:customStyle="1" w:styleId="Heading3Char" w:type="character">
-    <w:name w:val="Heading 3 Char"/>
-    <w:basedOn w:val="DefaultParagraphFont"/>
-    <w:link w:val="Heading3"/>
+  <w:style w:type="character" w:customStyle="1" w:styleId="3Char">
+    <w:name w:val="제목 3 Char"/>
+    <w:basedOn w:val="a1"/>
+    <w:link w:val="3"/>
     <w:uiPriority w:val="9"/>
     <w:semiHidden/>
     <w:rsid w:val="00A10FD9"/>
     <w:rPr>
-      <w:rFonts w:cstheme="majorBidi" w:eastAsiaTheme="majorEastAsia"/>
-      <w:color w:themeColor="accent1" w:themeShade="BF" w:val="0F4761"/>
+      <w:rFonts w:eastAsiaTheme="majorEastAsia" w:cstheme="majorBidi"/>
+      <w:color w:val="0F4761" w:themeColor="accent1" w:themeShade="BF"/>
       <w:sz w:val="28"/>
       <w:szCs w:val="28"/>
     </w:rPr>
   </w:style>
-  <w:style w:customStyle="1" w:styleId="Heading4Char" w:type="character">
-    <w:name w:val="Heading 4 Char"/>
-    <w:basedOn w:val="DefaultParagraphFont"/>
-    <w:link w:val="Heading4"/>
+  <w:style w:type="character" w:customStyle="1" w:styleId="4Char">
+    <w:name w:val="제목 4 Char"/>
+    <w:basedOn w:val="a1"/>
+    <w:link w:val="4"/>
     <w:uiPriority w:val="9"/>
     <w:semiHidden/>
     <w:rsid w:val="00A10FD9"/>
     <w:rPr>
-      <w:rFonts w:cstheme="majorBidi" w:eastAsiaTheme="majorEastAsia"/>
+      <w:rFonts w:eastAsiaTheme="majorEastAsia" w:cstheme="majorBidi"/>
       <w:i/>
       <w:iCs/>
-      <w:color w:themeColor="accent1" w:themeShade="BF" w:val="0F4761"/>
-    </w:rPr>
-  </w:style>
-  <w:style w:customStyle="1" w:styleId="Heading5Char" w:type="character">
-    <w:name w:val="Heading 5 Char"/>
-    <w:basedOn w:val="DefaultParagraphFont"/>
-    <w:link w:val="Heading5"/>
+      <w:color w:val="0F4761" w:themeColor="accent1" w:themeShade="BF"/>
+    </w:rPr>
+  </w:style>
+  <w:style w:type="character" w:customStyle="1" w:styleId="5Char">
+    <w:name w:val="제목 5 Char"/>
+    <w:basedOn w:val="a1"/>
+    <w:link w:val="5"/>
     <w:uiPriority w:val="9"/>
     <w:semiHidden/>
     <w:rsid w:val="00A10FD9"/>
     <w:rPr>
-      <w:rFonts w:cstheme="majorBidi" w:eastAsiaTheme="majorEastAsia"/>
-      <w:color w:themeColor="accent1" w:themeShade="BF" w:val="0F4761"/>
-    </w:rPr>
-  </w:style>
-  <w:style w:customStyle="1" w:styleId="Heading6Char" w:type="character">
-    <w:name w:val="Heading 6 Char"/>
-    <w:basedOn w:val="DefaultParagraphFont"/>
-    <w:link w:val="Heading6"/>
+      <w:rFonts w:eastAsiaTheme="majorEastAsia" w:cstheme="majorBidi"/>
+      <w:color w:val="0F4761" w:themeColor="accent1" w:themeShade="BF"/>
+    </w:rPr>
+  </w:style>
+  <w:style w:type="character" w:customStyle="1" w:styleId="6Char">
+    <w:name w:val="제목 6 Char"/>
+    <w:basedOn w:val="a1"/>
+    <w:link w:val="6"/>
     <w:uiPriority w:val="9"/>
     <w:semiHidden/>
     <w:rsid w:val="00A10FD9"/>
     <w:rPr>
-      <w:rFonts w:cstheme="majorBidi" w:eastAsiaTheme="majorEastAsia"/>
+      <w:rFonts w:eastAsiaTheme="majorEastAsia" w:cstheme="majorBidi"/>
       <w:i/>
       <w:iCs/>
-      <w:color w:themeColor="text1" w:themeTint="A6" w:val="595959"/>
-    </w:rPr>
-  </w:style>
-  <w:style w:customStyle="1" w:styleId="Heading7Char" w:type="character">
-    <w:name w:val="Heading 7 Char"/>
-    <w:basedOn w:val="DefaultParagraphFont"/>
-    <w:link w:val="Heading7"/>
+      <w:color w:val="595959" w:themeColor="text1" w:themeTint="A6"/>
+    </w:rPr>
+  </w:style>
+  <w:style w:type="character" w:customStyle="1" w:styleId="7Char">
+    <w:name w:val="제목 7 Char"/>
+    <w:basedOn w:val="a1"/>
+    <w:link w:val="7"/>
     <w:uiPriority w:val="9"/>
     <w:semiHidden/>
     <w:rsid w:val="00A10FD9"/>
     <w:rPr>
-      <w:rFonts w:cstheme="majorBidi" w:eastAsiaTheme="majorEastAsia"/>
-      <w:color w:themeColor="text1" w:themeTint="A6" w:val="595959"/>
-    </w:rPr>
-  </w:style>
-  <w:style w:customStyle="1" w:styleId="Heading8Char" w:type="character">
-    <w:name w:val="Heading 8 Char"/>
-    <w:basedOn w:val="DefaultParagraphFont"/>
-    <w:link w:val="Heading8"/>
+      <w:rFonts w:eastAsiaTheme="majorEastAsia" w:cstheme="majorBidi"/>
+      <w:color w:val="595959" w:themeColor="text1" w:themeTint="A6"/>
+    </w:rPr>
+  </w:style>
+  <w:style w:type="character" w:customStyle="1" w:styleId="8Char">
+    <w:name w:val="제목 8 Char"/>
+    <w:basedOn w:val="a1"/>
+    <w:link w:val="8"/>
     <w:uiPriority w:val="9"/>
     <w:semiHidden/>
     <w:rsid w:val="00A10FD9"/>
     <w:rPr>
-      <w:rFonts w:cstheme="majorBidi" w:eastAsiaTheme="majorEastAsia"/>
+      <w:rFonts w:eastAsiaTheme="majorEastAsia" w:cstheme="majorBidi"/>
       <w:i/>
       <w:iCs/>
-      <w:color w:themeColor="text1" w:themeTint="D8" w:val="272727"/>
-    </w:rPr>
-  </w:style>
-  <w:style w:customStyle="1" w:styleId="Heading9Char" w:type="character">
-    <w:name w:val="Heading 9 Char"/>
-    <w:basedOn w:val="DefaultParagraphFont"/>
-    <w:link w:val="Heading9"/>
+      <w:color w:val="272727" w:themeColor="text1" w:themeTint="D8"/>
+    </w:rPr>
+  </w:style>
+  <w:style w:type="character" w:customStyle="1" w:styleId="9Char">
+    <w:name w:val="제목 9 Char"/>
+    <w:basedOn w:val="a1"/>
+    <w:link w:val="9"/>
     <w:uiPriority w:val="9"/>
     <w:semiHidden/>
     <w:rsid w:val="00A10FD9"/>
     <w:rPr>
-      <w:rFonts w:cstheme="majorBidi" w:eastAsiaTheme="majorEastAsia"/>
-      <w:color w:themeColor="text1" w:themeTint="D8" w:val="272727"/>
-    </w:rPr>
-  </w:style>
-  <w:style w:styleId="BlockText" w:type="paragraph">
+      <w:rFonts w:eastAsiaTheme="majorEastAsia" w:cstheme="majorBidi"/>
+      <w:color w:val="272727" w:themeColor="text1" w:themeTint="D8"/>
+    </w:rPr>
+  </w:style>
+  <w:style w:type="paragraph" w:styleId="a8">
     <w:name w:val="Block Text"/>
-    <w:basedOn w:val="BodyText"/>
-    <w:next w:val="BodyText"/>
+    <w:basedOn w:val="a0"/>
+    <w:next w:val="a0"/>
     <w:uiPriority w:val="9"/>
     <w:unhideWhenUsed/>
     <w:qFormat/>
     <w:pPr>
-      <w:spacing w:after="100" w:before="100"/>
-      <w:ind w:firstLine="0" w:left="480" w:right="480"/>
+      <w:spacing w:before="100" w:after="100"/>
+      <w:ind w:left="480" w:right="480"/>
     </w:pPr>
   </w:style>
-  <w:style w:styleId="FootnoteText" w:type="paragraph">
-    <w:name w:val="Footnote Text"/>
-    <w:basedOn w:val="Normal"/>
-    <w:next w:val="FootnoteText"/>
+  <w:style w:type="paragraph" w:styleId="a9">
+    <w:name w:val="footnote text"/>
+    <w:basedOn w:val="a"/>
     <w:uiPriority w:val="9"/>
     <w:unhideWhenUsed/>
     <w:qFormat/>
   </w:style>
-  <w:style w:styleId="FootnoteBlockText" w:type="paragraph">
+  <w:style w:type="paragraph" w:customStyle="1" w:styleId="FootnoteBlockText">
     <w:name w:val="Footnote Block Text"/>
-    <w:basedOn w:val="FootnoteText"/>
-    <w:next w:val="FootnoteText"/>
+    <w:basedOn w:val="a9"/>
+    <w:next w:val="a9"/>
     <w:uiPriority w:val="9"/>
     <w:unhideWhenUsed/>
     <w:qFormat/>
     <w:pPr>
-      <w:spacing w:after="100" w:before="100"/>
-      <w:ind w:firstLine="0" w:left="480" w:right="480"/>
+      <w:spacing w:before="100" w:after="100"/>
+      <w:ind w:left="480" w:right="480"/>
     </w:pPr>
   </w:style>
-  <w:style w:default="1" w:styleId="DefaultParagraphFont" w:type="character">
-    <w:name w:val="Default Paragraph Font"/>
-    <w:semiHidden/>
-    <w:unhideWhenUsed/>
-  </w:style>
-  <w:style w:default="1" w:styleId="Table" w:type="table">
+  <w:style w:type="table" w:customStyle="1" w:styleId="Table">
     <w:name w:val="Table"/>
-    <w:basedOn w:val="TableNormal"/>
     <w:semiHidden/>
     <w:unhideWhenUsed/>
     <w:qFormat/>
     <w:tblPr>
-      <w:tblInd w:type="dxa" w:w="0"/>
+      <w:tblInd w:w="0" w:type="dxa"/>
       <w:tblCellMar>
-        <w:top w:type="dxa" w:w="0"/>
-        <w:left w:type="dxa" w:w="108"/>
-        <w:bottom w:type="dxa" w:w="0"/>
-        <w:right w:type="dxa" w:w="108"/>
+        <w:top w:w="0" w:type="dxa"/>
+        <w:left w:w="108" w:type="dxa"/>
+        <w:bottom w:w="0" w:type="dxa"/>
+        <w:right w:w="108" w:type="dxa"/>
       </w:tblCellMar>
     </w:tblPr>
     <w:tblStylePr w:type="firstRow">
+      <w:tblPr/>
       <w:tcPr>
         <w:tcBorders>
-          <w:bottom w:val="single"/>
+          <w:bottom w:val="single" w:sz="0" w:space="0" w:color="auto"/>
         </w:tcBorders>
         <w:vAlign w:val="bottom"/>
       </w:tcPr>
     </w:tblStylePr>
   </w:style>
-  <w:style w:customStyle="1" w:styleId="DefinitionTerm" w:type="paragraph">
+  <w:style w:type="paragraph" w:customStyle="1" w:styleId="DefinitionTerm">
     <w:name w:val="Definition Term"/>
-    <w:basedOn w:val="Normal"/>
+    <w:basedOn w:val="a"/>
     <w:next w:val="Definition"/>
     <w:pPr>
       <w:keepNext/>
@@ -1671,78 +3047,79 @@
       <w:b/>
     </w:rPr>
   </w:style>
-  <w:style w:customStyle="1" w:styleId="Definition" w:type="paragraph">
+  <w:style w:type="paragraph" w:customStyle="1" w:styleId="Definition">
     <w:name w:val="Definition"/>
-    <w:basedOn w:val="Normal"/>
-  </w:style>
-  <w:style w:styleId="Caption" w:type="paragraph">
-    <w:name w:val="Caption"/>
-    <w:basedOn w:val="Normal"/>
-    <w:link w:val="BodyTextChar"/>
+    <w:basedOn w:val="a"/>
+  </w:style>
+  <w:style w:type="paragraph" w:styleId="aa">
+    <w:name w:val="caption"/>
+    <w:basedOn w:val="a"/>
+    <w:link w:val="Char1"/>
     <w:pPr>
-      <w:spacing w:after="120" w:before="0"/>
+      <w:spacing w:after="120"/>
     </w:pPr>
     <w:rPr>
       <w:i/>
     </w:rPr>
   </w:style>
-  <w:style w:customStyle="1" w:styleId="TableCaption" w:type="paragraph">
+  <w:style w:type="paragraph" w:customStyle="1" w:styleId="TableCaption">
     <w:name w:val="Table Caption"/>
-    <w:basedOn w:val="Caption"/>
+    <w:basedOn w:val="aa"/>
     <w:pPr>
       <w:keepNext/>
     </w:pPr>
   </w:style>
-  <w:style w:customStyle="1" w:styleId="ImageCaption" w:type="paragraph">
+  <w:style w:type="paragraph" w:customStyle="1" w:styleId="ImageCaption">
     <w:name w:val="Image Caption"/>
-    <w:basedOn w:val="Caption"/>
-  </w:style>
-  <w:style w:customStyle="1" w:styleId="Figure" w:type="paragraph">
+    <w:basedOn w:val="aa"/>
+  </w:style>
+  <w:style w:type="paragraph" w:customStyle="1" w:styleId="Figure">
     <w:name w:val="Figure"/>
-    <w:basedOn w:val="Normal"/>
-  </w:style>
-  <w:style w:customStyle="1" w:styleId="CaptionedFigure" w:type="paragraph">
+    <w:basedOn w:val="a"/>
+  </w:style>
+  <w:style w:type="paragraph" w:customStyle="1" w:styleId="CaptionedFigure">
     <w:name w:val="Captioned Figure"/>
     <w:basedOn w:val="Figure"/>
     <w:pPr>
       <w:keepNext/>
     </w:pPr>
   </w:style>
-  <w:style w:customStyle="1" w:styleId="BodyTextChar" w:type="character">
-    <w:name w:val="Body Text Char"/>
-    <w:basedOn w:val="DefaultParagraphFont"/>
-    <w:link w:val="BodyText"/>
-  </w:style>
-  <w:style w:customStyle="1" w:styleId="VerbatimChar" w:type="character">
+  <w:style w:type="character" w:customStyle="1" w:styleId="Char1">
+    <w:name w:val="캡션 Char"/>
+    <w:basedOn w:val="a1"/>
+    <w:link w:val="aa"/>
+  </w:style>
+  <w:style w:type="character" w:customStyle="1" w:styleId="VerbatimChar">
     <w:name w:val="Verbatim Char"/>
-    <w:basedOn w:val="BodyTextChar"/>
+    <w:basedOn w:val="Char1"/>
+    <w:link w:val="SourceCode"/>
     <w:rPr>
       <w:rFonts w:ascii="Consolas" w:hAnsi="Consolas"/>
       <w:sz w:val="22"/>
     </w:rPr>
   </w:style>
-  <w:style w:customStyle="1" w:styleId="SectionNumber" w:type="character">
+  <w:style w:type="character" w:customStyle="1" w:styleId="SectionNumber">
     <w:name w:val="Section Number"/>
-    <w:basedOn w:val="BodyTextChar"/>
-  </w:style>
-  <w:style w:styleId="FootnoteReference" w:type="character">
-    <w:name w:val="Footnote Reference"/>
-    <w:basedOn w:val="BodyTextChar"/>
+    <w:basedOn w:val="Char1"/>
+  </w:style>
+  <w:style w:type="character" w:styleId="ab">
+    <w:name w:val="footnote reference"/>
+    <w:basedOn w:val="Char1"/>
     <w:rPr>
       <w:vertAlign w:val="superscript"/>
     </w:rPr>
   </w:style>
-  <w:style w:styleId="Hyperlink" w:type="character">
+  <w:style w:type="character" w:styleId="ac">
     <w:name w:val="Hyperlink"/>
-    <w:basedOn w:val="BodyTextChar"/>
-    <w:rPr>
-      <w:color w:themeColor="accent1" w:val="4F81BD"/>
-    </w:rPr>
-  </w:style>
-  <w:style w:styleId="TOCHeading" w:type="paragraph">
+    <w:basedOn w:val="Char1"/>
+    <w:rPr>
+      <w:color w:val="156082" w:themeColor="accent1"/>
+    </w:rPr>
+  </w:style>
+  <w:style w:type="paragraph" w:styleId="TOC">
     <w:name w:val="TOC Heading"/>
-    <w:basedOn w:val="Heading1"/>
-    <w:next w:val="BodyText"/>
+    <w:basedOn w:val="1"/>
+    <w:next w:val="a0"/>
     <w:uiPriority w:val="39"/>
     <w:unhideWhenUsed/>
     <w:qFormat/>
@@ -1750,246 +3127,305 @@
       <w:spacing w:before="240" w:line="259" w:lineRule="auto"/>
       <w:outlineLvl w:val="9"/>
     </w:pPr>
-    <w:rPr>
-      <w:rFonts w:asciiTheme="majorHAnsi" w:cstheme="majorBidi" w:eastAsiaTheme="majorEastAsia" w:hAnsiTheme="majorHAnsi"/>
-      <w:b w:val="0"/>
-      <w:bCs w:val="0"/>
-      <w:color w:themeColor="accent1" w:themeShade="BF" w:val="365F91"/>
-    </w:rPr>
   </w:style>
   <w:style w:type="paragraph" w:customStyle="1" w:styleId="SourceCode">
     <w:name w:val="Source Code"/>
-    <w:basedOn w:val="Normal"/>
+    <w:basedOn w:val="a"/>
     <w:link w:val="VerbatimChar"/>
     <w:pPr>
-      <w:wordWrap w:val="off"/>
+      <w:wordWrap w:val="0"/>
     </w:pPr>
   </w:style>
   <w:style w:type="character" w:customStyle="1" w:styleId="KeywordTok">
     <w:name w:val="KeywordTok"/>
     <w:basedOn w:val="VerbatimChar"/>
     <w:rPr>
+      <w:rFonts w:ascii="Consolas" w:hAnsi="Consolas"/>
       <w:b/>
       <w:color w:val="007020"/>
+      <w:sz w:val="22"/>
     </w:rPr>
   </w:style>
   <w:style w:type="character" w:customStyle="1" w:styleId="DataTypeTok">
     <w:name w:val="DataTypeTok"/>
     <w:basedOn w:val="VerbatimChar"/>
     <w:rPr>
+      <w:rFonts w:ascii="Consolas" w:hAnsi="Consolas"/>
       <w:color w:val="902000"/>
+      <w:sz w:val="22"/>
     </w:rPr>
   </w:style>
   <w:style w:type="character" w:customStyle="1" w:styleId="DecValTok">
     <w:name w:val="DecValTok"/>
     <w:basedOn w:val="VerbatimChar"/>
     <w:rPr>
-      <w:color w:val="40a070"/>
+      <w:rFonts w:ascii="Consolas" w:hAnsi="Consolas"/>
+      <w:color w:val="40A070"/>
+      <w:sz w:val="22"/>
     </w:rPr>
   </w:style>
   <w:style w:type="character" w:customStyle="1" w:styleId="BaseNTok">
     <w:name w:val="BaseNTok"/>
     <w:basedOn w:val="VerbatimChar"/>
     <w:rPr>
-      <w:color w:val="40a070"/>
+      <w:rFonts w:ascii="Consolas" w:hAnsi="Consolas"/>
+      <w:color w:val="40A070"/>
+      <w:sz w:val="22"/>
     </w:rPr>
   </w:style>
   <w:style w:type="character" w:customStyle="1" w:styleId="FloatTok">
     <w:name w:val="FloatTok"/>
     <w:basedOn w:val="VerbatimChar"/>
     <w:rPr>
-      <w:color w:val="40a070"/>
+      <w:rFonts w:ascii="Consolas" w:hAnsi="Consolas"/>
+      <w:color w:val="40A070"/>
+      <w:sz w:val="22"/>
     </w:rPr>
   </w:style>
   <w:style w:type="character" w:customStyle="1" w:styleId="ConstantTok">
     <w:name w:val="ConstantTok"/>
     <w:basedOn w:val="VerbatimChar"/>
     <w:rPr>
+      <w:rFonts w:ascii="Consolas" w:hAnsi="Consolas"/>
       <w:color w:val="880000"/>
+      <w:sz w:val="22"/>
     </w:rPr>
   </w:style>
   <w:style w:type="character" w:customStyle="1" w:styleId="CharTok">
     <w:name w:val="CharTok"/>
     <w:basedOn w:val="VerbatimChar"/>
     <w:rPr>
-      <w:color w:val="4070a0"/>
+      <w:rFonts w:ascii="Consolas" w:hAnsi="Consolas"/>
+      <w:color w:val="4070A0"/>
+      <w:sz w:val="22"/>
     </w:rPr>
   </w:style>
   <w:style w:type="character" w:customStyle="1" w:styleId="SpecialCharTok">
     <w:name w:val="SpecialCharTok"/>
     <w:basedOn w:val="VerbatimChar"/>
     <w:rPr>
-      <w:color w:val="4070a0"/>
+      <w:rFonts w:ascii="Consolas" w:hAnsi="Consolas"/>
+      <w:color w:val="4070A0"/>
+      <w:sz w:val="22"/>
     </w:rPr>
   </w:style>
   <w:style w:type="character" w:customStyle="1" w:styleId="StringTok">
     <w:name w:val="StringTok"/>
     <w:basedOn w:val="VerbatimChar"/>
     <w:rPr>
-      <w:color w:val="4070a0"/>
+      <w:rFonts w:ascii="Consolas" w:hAnsi="Consolas"/>
+      <w:color w:val="4070A0"/>
+      <w:sz w:val="22"/>
     </w:rPr>
   </w:style>
   <w:style w:type="character" w:customStyle="1" w:styleId="VerbatimStringTok">
     <w:name w:val="VerbatimStringTok"/>
     <w:basedOn w:val="VerbatimChar"/>
     <w:rPr>
-      <w:color w:val="4070a0"/>
+      <w:rFonts w:ascii="Consolas" w:hAnsi="Consolas"/>
+      <w:color w:val="4070A0"/>
+      <w:sz w:val="22"/>
     </w:rPr>
   </w:style>
   <w:style w:type="character" w:customStyle="1" w:styleId="SpecialStringTok">
     <w:name w:val="SpecialStringTok"/>
     <w:basedOn w:val="VerbatimChar"/>
     <w:rPr>
-      <w:color w:val="bb6688"/>
+      <w:rFonts w:ascii="Consolas" w:hAnsi="Consolas"/>
+      <w:color w:val="BB6688"/>
+      <w:sz w:val="22"/>
     </w:rPr>
   </w:style>
   <w:style w:type="character" w:customStyle="1" w:styleId="ImportTok">
     <w:name w:val="ImportTok"/>
     <w:basedOn w:val="VerbatimChar"/>
     <w:rPr>
+      <w:rFonts w:ascii="Consolas" w:hAnsi="Consolas"/>
       <w:b/>
       <w:color w:val="008000"/>
+      <w:sz w:val="22"/>
     </w:rPr>
   </w:style>
   <w:style w:type="character" w:customStyle="1" w:styleId="CommentTok">
     <w:name w:val="CommentTok"/>
     <w:basedOn w:val="VerbatimChar"/>
     <w:rPr>
+      <w:rFonts w:ascii="Consolas" w:hAnsi="Consolas"/>
       <w:i/>
-      <w:color w:val="60a0b0"/>
+      <w:color w:val="60A0B0"/>
+      <w:sz w:val="22"/>
     </w:rPr>
   </w:style>
   <w:style w:type="character" w:customStyle="1" w:styleId="DocumentationTok">
     <w:name w:val="DocumentationTok"/>
     <w:basedOn w:val="VerbatimChar"/>
     <w:rPr>
+      <w:rFonts w:ascii="Consolas" w:hAnsi="Consolas"/>
       <w:i/>
-      <w:color w:val="ba2121"/>
+      <w:color w:val="BA2121"/>
+      <w:sz w:val="22"/>
     </w:rPr>
   </w:style>
   <w:style w:type="character" w:customStyle="1" w:styleId="AnnotationTok">
     <w:name w:val="AnnotationTok"/>
     <w:basedOn w:val="VerbatimChar"/>
     <w:rPr>
+      <w:rFonts w:ascii="Consolas" w:hAnsi="Consolas"/>
       <w:b/>
       <w:i/>
-      <w:color w:val="60a0b0"/>
+      <w:color w:val="60A0B0"/>
+      <w:sz w:val="22"/>
     </w:rPr>
   </w:style>
   <w:style w:type="character" w:customStyle="1" w:styleId="CommentVarTok">
     <w:name w:val="CommentVarTok"/>
     <w:basedOn w:val="VerbatimChar"/>
     <w:rPr>
+      <w:rFonts w:ascii="Consolas" w:hAnsi="Consolas"/>
       <w:b/>
       <w:i/>
-      <w:color w:val="60a0b0"/>
+      <w:color w:val="60A0B0"/>
+      <w:sz w:val="22"/>
     </w:rPr>
   </w:style>
   <w:style w:type="character" w:customStyle="1" w:styleId="OtherTok">
     <w:name w:val="OtherTok"/>
     <w:basedOn w:val="VerbatimChar"/>
     <w:rPr>
+      <w:rFonts w:ascii="Consolas" w:hAnsi="Consolas"/>
       <w:color w:val="007020"/>
+      <w:sz w:val="22"/>
     </w:rPr>
   </w:style>
   <w:style w:type="character" w:customStyle="1" w:styleId="FunctionTok">
     <w:name w:val="FunctionTok"/>
     <w:basedOn w:val="VerbatimChar"/>
     <w:rPr>
-      <w:color w:val="06287e"/>
+      <w:rFonts w:ascii="Consolas" w:hAnsi="Consolas"/>
+      <w:color w:val="06287E"/>
+      <w:sz w:val="22"/>
     </w:rPr>
   </w:style>
   <w:style w:type="character" w:customStyle="1" w:styleId="VariableTok">
     <w:name w:val="VariableTok"/>
     <w:basedOn w:val="VerbatimChar"/>
     <w:rPr>
-      <w:color w:val="19177c"/>
+      <w:rFonts w:ascii="Consolas" w:hAnsi="Consolas"/>
+      <w:color w:val="19177C"/>
+      <w:sz w:val="22"/>
     </w:rPr>
   </w:style>
   <w:style w:type="character" w:customStyle="1" w:styleId="ControlFlowTok">
     <w:name w:val="ControlFlowTok"/>
     <w:basedOn w:val="VerbatimChar"/>
     <w:rPr>
+      <w:rFonts w:ascii="Consolas" w:hAnsi="Consolas"/>
       <w:b/>
       <w:color w:val="007020"/>
+      <w:sz w:val="22"/>
     </w:rPr>
   </w:style>
   <w:style w:type="character" w:customStyle="1" w:styleId="OperatorTok">
     <w:name w:val="OperatorTok"/>
     <w:basedOn w:val="VerbatimChar"/>
     <w:rPr>
+      <w:rFonts w:ascii="Consolas" w:hAnsi="Consolas"/>
       <w:color w:val="666666"/>
+      <w:sz w:val="22"/>
     </w:rPr>
   </w:style>
   <w:style w:type="character" w:customStyle="1" w:styleId="BuiltInTok">
     <w:name w:val="BuiltInTok"/>
     <w:basedOn w:val="VerbatimChar"/>
     <w:rPr>
+      <w:rFonts w:ascii="Consolas" w:hAnsi="Consolas"/>
       <w:color w:val="008000"/>
+      <w:sz w:val="22"/>
     </w:rPr>
   </w:style>
   <w:style w:type="character" w:customStyle="1" w:styleId="ExtensionTok">
     <w:name w:val="ExtensionTok"/>
     <w:basedOn w:val="VerbatimChar"/>
-    <w:rPr/>
+    <w:rPr>
+      <w:rFonts w:ascii="Consolas" w:hAnsi="Consolas"/>
+      <w:sz w:val="22"/>
+    </w:rPr>
   </w:style>
   <w:style w:type="character" w:customStyle="1" w:styleId="PreprocessorTok">
     <w:name w:val="PreprocessorTok"/>
     <w:basedOn w:val="VerbatimChar"/>
     <w:rPr>
-      <w:color w:val="bc7a00"/>
+      <w:rFonts w:ascii="Consolas" w:hAnsi="Consolas"/>
+      <w:color w:val="BC7A00"/>
+      <w:sz w:val="22"/>
     </w:rPr>
   </w:style>
   <w:style w:type="character" w:customStyle="1" w:styleId="AttributeTok">
     <w:name w:val="AttributeTok"/>
     <w:basedOn w:val="VerbatimChar"/>
     <w:rPr>
-      <w:color w:val="7d9029"/>
+      <w:rFonts w:ascii="Consolas" w:hAnsi="Consolas"/>
+      <w:color w:val="7D9029"/>
+      <w:sz w:val="22"/>
     </w:rPr>
   </w:style>
   <w:style w:type="character" w:customStyle="1" w:styleId="RegionMarkerTok">
     <w:name w:val="RegionMarkerTok"/>
     <w:basedOn w:val="VerbatimChar"/>
-    <w:rPr/>
+    <w:rPr>
+      <w:rFonts w:ascii="Consolas" w:hAnsi="Consolas"/>
+      <w:sz w:val="22"/>
+    </w:rPr>
   </w:style>
   <w:style w:type="character" w:customStyle="1" w:styleId="InformationTok">
     <w:name w:val="InformationTok"/>
     <w:basedOn w:val="VerbatimChar"/>
     <w:rPr>
+      <w:rFonts w:ascii="Consolas" w:hAnsi="Consolas"/>
       <w:b/>
       <w:i/>
-      <w:color w:val="60a0b0"/>
+      <w:color w:val="60A0B0"/>
+      <w:sz w:val="22"/>
     </w:rPr>
   </w:style>
   <w:style w:type="character" w:customStyle="1" w:styleId="WarningTok">
     <w:name w:val="WarningTok"/>
     <w:basedOn w:val="VerbatimChar"/>
     <w:rPr>
+      <w:rFonts w:ascii="Consolas" w:hAnsi="Consolas"/>
       <w:b/>
       <w:i/>
-      <w:color w:val="60a0b0"/>
+      <w:color w:val="60A0B0"/>
+      <w:sz w:val="22"/>
     </w:rPr>
   </w:style>
   <w:style w:type="character" w:customStyle="1" w:styleId="AlertTok">
     <w:name w:val="AlertTok"/>
     <w:basedOn w:val="VerbatimChar"/>
     <w:rPr>
+      <w:rFonts w:ascii="Consolas" w:hAnsi="Consolas"/>
       <w:b/>
-      <w:color w:val="ff0000"/>
+      <w:color w:val="FF0000"/>
+      <w:sz w:val="22"/>
     </w:rPr>
   </w:style>
   <w:style w:type="character" w:customStyle="1" w:styleId="ErrorTok">
     <w:name w:val="ErrorTok"/>
     <w:basedOn w:val="VerbatimChar"/>
     <w:rPr>
+      <w:rFonts w:ascii="Consolas" w:hAnsi="Consolas"/>
       <w:b/>
-      <w:color w:val="ff0000"/>
+      <w:color w:val="FF0000"/>
+      <w:sz w:val="22"/>
     </w:rPr>
   </w:style>
   <w:style w:type="character" w:customStyle="1" w:styleId="NormalTok">
     <w:name w:val="NormalTok"/>
     <w:basedOn w:val="VerbatimChar"/>
-    <w:rPr/>
+    <w:rPr>
+      <w:rFonts w:ascii="Consolas" w:hAnsi="Consolas"/>
+      <w:sz w:val="22"/>
+    </w:rPr>
   </w:style>
 </w:styles>
 </file>
